--- a/docs/CONFIGURATION_GUIDE.docx
+++ b/docs/CONFIGURATION_GUIDE.docx
@@ -28,7 +28,7 @@
         </w:p>
       </w:sdtContent>
     </w:sdt>
-    <w:bookmarkStart w:id="72" w:name="srse-configuration-guide"/>
+    <w:bookmarkStart w:id="73" w:name="srse-configuration-guide"/>
     <w:p>
       <w:pPr>
         <w:pStyle w:val="Heading1"/>
@@ -3102,6 +3102,438 @@
         <w:t xml:space="preserve">against the connection’s default catalog/schema.</w:t>
       </w:r>
     </w:p>
+    <w:p>
+      <w:pPr>
+        <w:pStyle w:val="BodyText"/>
+      </w:pPr>
+      <w:r>
+        <w:rPr>
+          <w:b/>
+          <w:bCs/>
+        </w:rPr>
+        <w:t xml:space="preserve">Testing the multi-catalog paths locally.</w:t>
+      </w:r>
+      <w:r>
+        <w:t xml:space="preserve"> </w:t>
+      </w:r>
+      <w:r>
+        <w:t xml:space="preserve">The stack ships a second Iceberg</w:t>
+      </w:r>
+      <w:r>
+        <w:t xml:space="preserve"> </w:t>
+      </w:r>
+      <w:r>
+        <w:t xml:space="preserve">catalog,</w:t>
+      </w:r>
+      <w:r>
+        <w:t xml:space="preserve"> </w:t>
+      </w:r>
+      <w:r>
+        <w:rPr>
+          <w:rStyle w:val="VerbatimChar"/>
+        </w:rPr>
+        <w:t xml:space="preserve">iceberg_silver</w:t>
+      </w:r>
+      <w:r>
+        <w:t xml:space="preserve"> </w:t>
+      </w:r>
+      <w:r>
+        <w:t xml:space="preserve">(</w:t>
+      </w:r>
+      <w:r>
+        <w:rPr>
+          <w:rStyle w:val="VerbatimChar"/>
+        </w:rPr>
+        <w:t xml:space="preserve">docker/presto/catalog/iceberg_silver.properties</w:t>
+      </w:r>
+      <w:r>
+        <w:t xml:space="preserve">),</w:t>
+      </w:r>
+      <w:r>
+        <w:t xml:space="preserve"> </w:t>
+      </w:r>
+      <w:r>
+        <w:t xml:space="preserve">purely so the local environment can exercise what the client deployment relies</w:t>
+      </w:r>
+      <w:r>
+        <w:t xml:space="preserve"> </w:t>
+      </w:r>
+      <w:r>
+        <w:t xml:space="preserve">on: Silver and Gold layers in</w:t>
+      </w:r>
+      <w:r>
+        <w:t xml:space="preserve"> </w:t>
+      </w:r>
+      <w:r>
+        <w:rPr>
+          <w:i/>
+          <w:iCs/>
+        </w:rPr>
+        <w:t xml:space="preserve">different catalogs</w:t>
+      </w:r>
+      <w:r>
+        <w:t xml:space="preserve">. Without a second catalog</w:t>
+      </w:r>
+      <w:r>
+        <w:t xml:space="preserve"> </w:t>
+      </w:r>
+      <w:r>
+        <w:t xml:space="preserve">nothing locally can prove a cross-catalog join actually executes.</w:t>
+      </w:r>
+    </w:p>
+    <w:p>
+      <w:pPr>
+        <w:pStyle w:val="BodyText"/>
+      </w:pPr>
+      <w:r>
+        <w:t xml:space="preserve">It shares the metastore and MinIO with</w:t>
+      </w:r>
+      <w:r>
+        <w:t xml:space="preserve"> </w:t>
+      </w:r>
+      <w:r>
+        <w:rPr>
+          <w:rStyle w:val="VerbatimChar"/>
+        </w:rPr>
+        <w:t xml:space="preserve">iceberg</w:t>
+      </w:r>
+      <w:r>
+        <w:t xml:space="preserve"> </w:t>
+      </w:r>
+      <w:r>
+        <w:t xml:space="preserve">— the point is two distinct</w:t>
+      </w:r>
+      <w:r>
+        <w:t xml:space="preserve"> </w:t>
+      </w:r>
+      <w:r>
+        <w:t xml:space="preserve">Presto</w:t>
+      </w:r>
+      <w:r>
+        <w:t xml:space="preserve"> </w:t>
+      </w:r>
+      <w:r>
+        <w:rPr>
+          <w:b/>
+          <w:bCs/>
+        </w:rPr>
+        <w:t xml:space="preserve">catalog handles</w:t>
+      </w:r>
+      <w:r>
+        <w:t xml:space="preserve">, not two storage backends — so on a fresh stack both</w:t>
+      </w:r>
+      <w:r>
+        <w:t xml:space="preserve"> </w:t>
+      </w:r>
+      <w:r>
+        <w:t xml:space="preserve">catalogs list the same schemas. To reconcile across them, register the same</w:t>
+      </w:r>
+      <w:r>
+        <w:t xml:space="preserve"> </w:t>
+      </w:r>
+      <w:r>
+        <w:t xml:space="preserve">table under each catalog and pick one as Source and the other as Target. For a</w:t>
+      </w:r>
+      <w:r>
+        <w:t xml:space="preserve"> </w:t>
+      </w:r>
+      <w:r>
+        <w:t xml:space="preserve">more realistic fixture, create a distinctly-named Silver table:</w:t>
+      </w:r>
+    </w:p>
+    <w:p>
+      <w:pPr>
+        <w:pStyle w:val="SourceCode"/>
+      </w:pPr>
+      <w:r>
+        <w:rPr>
+          <w:rStyle w:val="KeywordTok"/>
+        </w:rPr>
+        <w:t xml:space="preserve">CREATE</w:t>
+      </w:r>
+      <w:r>
+        <w:rPr>
+          <w:rStyle w:val="NormalTok"/>
+        </w:rPr>
+        <w:t xml:space="preserve"> </w:t>
+      </w:r>
+      <w:r>
+        <w:rPr>
+          <w:rStyle w:val="KeywordTok"/>
+        </w:rPr>
+        <w:t xml:space="preserve">SCHEMA</w:t>
+      </w:r>
+      <w:r>
+        <w:rPr>
+          <w:rStyle w:val="NormalTok"/>
+        </w:rPr>
+        <w:t xml:space="preserve"> </w:t>
+      </w:r>
+      <w:r>
+        <w:rPr>
+          <w:rStyle w:val="ControlFlowTok"/>
+        </w:rPr>
+        <w:t xml:space="preserve">IF</w:t>
+      </w:r>
+      <w:r>
+        <w:rPr>
+          <w:rStyle w:val="NormalTok"/>
+        </w:rPr>
+        <w:t xml:space="preserve"> </w:t>
+      </w:r>
+      <w:r>
+        <w:rPr>
+          <w:rStyle w:val="KeywordTok"/>
+        </w:rPr>
+        <w:t xml:space="preserve">NOT</w:t>
+      </w:r>
+      <w:r>
+        <w:rPr>
+          <w:rStyle w:val="NormalTok"/>
+        </w:rPr>
+        <w:t xml:space="preserve"> </w:t>
+      </w:r>
+      <w:r>
+        <w:rPr>
+          <w:rStyle w:val="KeywordTok"/>
+        </w:rPr>
+        <w:t xml:space="preserve">EXISTS</w:t>
+      </w:r>
+      <w:r>
+        <w:rPr>
+          <w:rStyle w:val="NormalTok"/>
+        </w:rPr>
+        <w:t xml:space="preserve"> iceberg_silver.silver_txn;</w:t>
+      </w:r>
+      <w:r>
+        <w:br/>
+      </w:r>
+      <w:r>
+        <w:rPr>
+          <w:rStyle w:val="KeywordTok"/>
+        </w:rPr>
+        <w:t xml:space="preserve">CREATE</w:t>
+      </w:r>
+      <w:r>
+        <w:rPr>
+          <w:rStyle w:val="NormalTok"/>
+        </w:rPr>
+        <w:t xml:space="preserve"> </w:t>
+      </w:r>
+      <w:r>
+        <w:rPr>
+          <w:rStyle w:val="KeywordTok"/>
+        </w:rPr>
+        <w:t xml:space="preserve">TABLE</w:t>
+      </w:r>
+      <w:r>
+        <w:rPr>
+          <w:rStyle w:val="NormalTok"/>
+        </w:rPr>
+        <w:t xml:space="preserve"> iceberg_silver.silver_txn.tbl_txn_bankdtl </w:t>
+      </w:r>
+      <w:r>
+        <w:rPr>
+          <w:rStyle w:val="KeywordTok"/>
+        </w:rPr>
+        <w:t xml:space="preserve">AS</w:t>
+      </w:r>
+      <w:r>
+        <w:br/>
+      </w:r>
+      <w:r>
+        <w:rPr>
+          <w:rStyle w:val="KeywordTok"/>
+        </w:rPr>
+        <w:t xml:space="preserve">SELECT</w:t>
+      </w:r>
+      <w:r>
+        <w:rPr>
+          <w:rStyle w:val="NormalTok"/>
+        </w:rPr>
+        <w:t xml:space="preserve"> </w:t>
+      </w:r>
+      <w:r>
+        <w:rPr>
+          <w:rStyle w:val="KeywordTok"/>
+        </w:rPr>
+        <w:t xml:space="preserve">id</w:t>
+      </w:r>
+      <w:r>
+        <w:rPr>
+          <w:rStyle w:val="NormalTok"/>
+        </w:rPr>
+        <w:t xml:space="preserve"> </w:t>
+      </w:r>
+      <w:r>
+        <w:rPr>
+          <w:rStyle w:val="KeywordTok"/>
+        </w:rPr>
+        <w:t xml:space="preserve">AS</w:t>
+      </w:r>
+      <w:r>
+        <w:rPr>
+          <w:rStyle w:val="NormalTok"/>
+        </w:rPr>
+        <w:t xml:space="preserve"> bank_id, </w:t>
+      </w:r>
+      <w:r>
+        <w:rPr>
+          <w:rStyle w:val="KeywordTok"/>
+        </w:rPr>
+        <w:t xml:space="preserve">id</w:t>
+      </w:r>
+      <w:r>
+        <w:rPr>
+          <w:rStyle w:val="NormalTok"/>
+        </w:rPr>
+        <w:t xml:space="preserve"> </w:t>
+      </w:r>
+      <w:r>
+        <w:rPr>
+          <w:rStyle w:val="KeywordTok"/>
+        </w:rPr>
+        <w:t xml:space="preserve">AS</w:t>
+      </w:r>
+      <w:r>
+        <w:rPr>
+          <w:rStyle w:val="NormalTok"/>
+        </w:rPr>
+        <w:t xml:space="preserve"> m_id, </w:t>
+      </w:r>
+      <w:r>
+        <w:rPr>
+          <w:rStyle w:val="FunctionTok"/>
+        </w:rPr>
+        <w:t xml:space="preserve">CAST</w:t>
+      </w:r>
+      <w:r>
+        <w:rPr>
+          <w:rStyle w:val="NormalTok"/>
+        </w:rPr>
+        <w:t xml:space="preserve">(</w:t>
+      </w:r>
+      <w:r>
+        <w:rPr>
+          <w:rStyle w:val="KeywordTok"/>
+        </w:rPr>
+        <w:t xml:space="preserve">id</w:t>
+      </w:r>
+      <w:r>
+        <w:rPr>
+          <w:rStyle w:val="NormalTok"/>
+        </w:rPr>
+        <w:t xml:space="preserve"> </w:t>
+      </w:r>
+      <w:r>
+        <w:rPr>
+          <w:rStyle w:val="KeywordTok"/>
+        </w:rPr>
+        <w:t xml:space="preserve">AS</w:t>
+      </w:r>
+      <w:r>
+        <w:rPr>
+          <w:rStyle w:val="NormalTok"/>
+        </w:rPr>
+        <w:t xml:space="preserve"> </w:t>
+      </w:r>
+      <w:r>
+        <w:rPr>
+          <w:rStyle w:val="DataTypeTok"/>
+        </w:rPr>
+        <w:t xml:space="preserve">VARCHAR</w:t>
+      </w:r>
+      <w:r>
+        <w:rPr>
+          <w:rStyle w:val="NormalTok"/>
+        </w:rPr>
+        <w:t xml:space="preserve">) </w:t>
+      </w:r>
+      <w:r>
+        <w:rPr>
+          <w:rStyle w:val="KeywordTok"/>
+        </w:rPr>
+        <w:t xml:space="preserve">AS</w:t>
+      </w:r>
+      <w:r>
+        <w:rPr>
+          <w:rStyle w:val="NormalTok"/>
+        </w:rPr>
+        <w:t xml:space="preserve"> account_no,</w:t>
+      </w:r>
+      <w:r>
+        <w:br/>
+      </w:r>
+      <w:r>
+        <w:rPr>
+          <w:rStyle w:val="NormalTok"/>
+        </w:rPr>
+        <w:t xml:space="preserve">       father_name, district</w:t>
+      </w:r>
+      <w:r>
+        <w:br/>
+      </w:r>
+      <w:r>
+        <w:rPr>
+          <w:rStyle w:val="KeywordTok"/>
+        </w:rPr>
+        <w:t xml:space="preserve">FROM</w:t>
+      </w:r>
+      <w:r>
+        <w:rPr>
+          <w:rStyle w:val="NormalTok"/>
+        </w:rPr>
+        <w:t xml:space="preserve"> iceberg.srse.beneficiary </w:t>
+      </w:r>
+      <w:r>
+        <w:rPr>
+          <w:rStyle w:val="KeywordTok"/>
+        </w:rPr>
+        <w:t xml:space="preserve">WHERE</w:t>
+      </w:r>
+      <w:r>
+        <w:rPr>
+          <w:rStyle w:val="NormalTok"/>
+        </w:rPr>
+        <w:t xml:space="preserve"> </w:t>
+      </w:r>
+      <w:r>
+        <w:rPr>
+          <w:rStyle w:val="KeywordTok"/>
+        </w:rPr>
+        <w:t xml:space="preserve">id</w:t>
+      </w:r>
+      <w:r>
+        <w:rPr>
+          <w:rStyle w:val="NormalTok"/>
+        </w:rPr>
+        <w:t xml:space="preserve"> </w:t>
+      </w:r>
+      <w:r>
+        <w:rPr>
+          <w:rStyle w:val="OperatorTok"/>
+        </w:rPr>
+        <w:t xml:space="preserve">&lt;=</w:t>
+      </w:r>
+      <w:r>
+        <w:rPr>
+          <w:rStyle w:val="NormalTok"/>
+        </w:rPr>
+        <w:t xml:space="preserve"> </w:t>
+      </w:r>
+      <w:r>
+        <w:rPr>
+          <w:rStyle w:val="DecValTok"/>
+        </w:rPr>
+        <w:t xml:space="preserve">20000</w:t>
+      </w:r>
+      <w:r>
+        <w:rPr>
+          <w:rStyle w:val="NormalTok"/>
+        </w:rPr>
+        <w:t xml:space="preserve">;</w:t>
+      </w:r>
+    </w:p>
     <w:bookmarkEnd w:id="26"/>
     <w:bookmarkStart w:id="27" w:name="run-backend-tests-optional"/>
     <w:p>
@@ -5240,7 +5672,7 @@
     </w:p>
     <w:bookmarkEnd w:id="39"/>
     <w:bookmarkEnd w:id="40"/>
-    <w:bookmarkStart w:id="47" w:name="client-dev-deployment-live-lakehouse"/>
+    <w:bookmarkStart w:id="48" w:name="client-dev-deployment-live-lakehouse"/>
     <w:p>
       <w:pPr>
         <w:pStyle w:val="Heading2"/>
@@ -6135,7 +6567,7 @@
       </w:r>
     </w:p>
     <w:bookmarkEnd w:id="42"/>
-    <w:bookmarkStart w:id="43" w:name="step-3-prepare-db2-schema-one-time"/>
+    <w:bookmarkStart w:id="44" w:name="step-3-prepare-db2-schema-one-time"/>
     <w:p>
       <w:pPr>
         <w:pStyle w:val="Heading3"/>
@@ -6314,7 +6746,57 @@
           <w:b/>
           <w:bCs/>
         </w:rPr>
-        <w:t xml:space="preserve">Upgrading an existing client Dev database.</w:t>
+        <w:t xml:space="preserve">Upgrading a database that already has these tables</w:t>
+      </w:r>
+      <w:r>
+        <w:t xml:space="preserve"> </w:t>
+      </w:r>
+      <w:r>
+        <w:t xml:space="preserve">— client Dev</w:t>
+      </w:r>
+      <w:r>
+        <w:t xml:space="preserve"> </w:t>
+      </w:r>
+      <w:r>
+        <w:rPr>
+          <w:i/>
+          <w:iCs/>
+        </w:rPr>
+        <w:t xml:space="preserve">and</w:t>
+      </w:r>
+      <w:r>
+        <w:t xml:space="preserve"> </w:t>
+      </w:r>
+      <w:r>
+        <w:t xml:space="preserve">any local</w:t>
+      </w:r>
+      <w:r>
+        <w:t xml:space="preserve"> </w:t>
+      </w:r>
+      <w:r>
+        <w:t xml:space="preserve">stack whose DB2 volume predates the change. Run</w:t>
+      </w:r>
+      <w:r>
+        <w:t xml:space="preserve"> </w:t>
+      </w:r>
+      <w:hyperlink r:id="rId43">
+        <w:r>
+          <w:rPr>
+            <w:rStyle w:val="VerbatimChar"/>
+          </w:rPr>
+          <w:t xml:space="preserve">docs/migrations/001-qualify-analysis-column-metadata.sql</w:t>
+        </w:r>
+      </w:hyperlink>
+      <w:r>
+        <w:t xml:space="preserve">.</w:t>
+      </w:r>
+    </w:p>
+    <w:p>
+      <w:pPr>
+        <w:pStyle w:val="BlockText"/>
+      </w:pPr>
+      <w:r>
+        <w:t xml:space="preserve">Do not assume</w:t>
       </w:r>
       <w:r>
         <w:t xml:space="preserve"> </w:t>
@@ -6323,13 +6805,29 @@
         <w:rPr>
           <w:rStyle w:val="VerbatimChar"/>
         </w:rPr>
-        <w:t xml:space="preserve">analysis_column_metadata</w:t>
-      </w:r>
-      <w:r>
-        <w:t xml:space="preserve"> </w:t>
-      </w:r>
-      <w:r>
-        <w:t xml:space="preserve">gained</w:t>
+        <w:t xml:space="preserve">ddl-auto: update</w:t>
+      </w:r>
+      <w:r>
+        <w:t xml:space="preserve"> </w:t>
+      </w:r>
+      <w:r>
+        <w:t xml:space="preserve">handles it —</w:t>
+      </w:r>
+      <w:r>
+        <w:t xml:space="preserve"> </w:t>
+      </w:r>
+      <w:r>
+        <w:rPr>
+          <w:b/>
+          <w:bCs/>
+        </w:rPr>
+        <w:t xml:space="preserve">it cannot, and it does not say so.</w:t>
+      </w:r>
+      <w:r>
+        <w:t xml:space="preserve"> </w:t>
+      </w:r>
+      <w:r>
+        <w:t xml:space="preserve">It adds nullable columns happily (which is how</w:t>
       </w:r>
       <w:r>
         <w:t xml:space="preserve"> </w:t>
@@ -6338,10 +6836,49 @@
         <w:rPr>
           <w:rStyle w:val="VerbatimChar"/>
         </w:rPr>
+        <w:t xml:space="preserve">visible</w:t>
+      </w:r>
+      <w:r>
+        <w:t xml:space="preserve"> </w:t>
+      </w:r>
+      <w:r>
+        <w:t xml:space="preserve">appears on its own) but DB2</w:t>
+      </w:r>
+      <w:r>
+        <w:t xml:space="preserve"> </w:t>
+      </w:r>
+      <w:r>
+        <w:t xml:space="preserve">rejects</w:t>
+      </w:r>
+      <w:r>
+        <w:t xml:space="preserve"> </w:t>
+      </w:r>
+      <w:r>
+        <w:rPr>
+          <w:rStyle w:val="VerbatimChar"/>
+        </w:rPr>
+        <w:t xml:space="preserve">ADD COLUMN ... NOT NULL</w:t>
+      </w:r>
+      <w:r>
+        <w:t xml:space="preserve"> </w:t>
+      </w:r>
+      <w:r>
+        <w:t xml:space="preserve">on an existing table, so</w:t>
+      </w:r>
+      <w:r>
+        <w:t xml:space="preserve"> </w:t>
+      </w:r>
+      <w:r>
+        <w:rPr>
+          <w:rStyle w:val="VerbatimChar"/>
+        </w:rPr>
         <w:t xml:space="preserve">catalog_name</w:t>
       </w:r>
       <w:r>
-        <w:t xml:space="preserve">,</w:t>
+        <w:t xml:space="preserve"> </w:t>
+      </w:r>
+      <w:r>
+        <w:t xml:space="preserve">and</w:t>
       </w:r>
       <w:r>
         <w:t xml:space="preserve"> </w:t>
@@ -6356,7 +6893,13 @@
         <w:t xml:space="preserve"> </w:t>
       </w:r>
       <w:r>
-        <w:t xml:space="preserve">and</w:t>
+        <w:t xml:space="preserve">are skipped in silence. The backend then starts perfectly cleanly and</w:t>
+      </w:r>
+      <w:r>
+        <w:t xml:space="preserve"> </w:t>
+      </w:r>
+      <w:r>
+        <w:t xml:space="preserve">every Analysis-tab query fails at runtime with</w:t>
       </w:r>
       <w:r>
         <w:t xml:space="preserve"> </w:t>
@@ -6365,13 +6908,55 @@
         <w:rPr>
           <w:rStyle w:val="VerbatimChar"/>
         </w:rPr>
-        <w:t xml:space="preserve">visible</w:t>
-      </w:r>
-      <w:r>
-        <w:t xml:space="preserve"> </w:t>
-      </w:r>
-      <w:r>
-        <w:t xml:space="preserve">columns, and its unique key moved from</w:t>
+        <w:t xml:space="preserve">SQLCODE=-206</w:t>
+      </w:r>
+      <w:r>
+        <w:t xml:space="preserve"> </w:t>
+      </w:r>
+      <w:r>
+        <w:t xml:space="preserve">(undefined column).</w:t>
+      </w:r>
+      <w:r>
+        <w:t xml:space="preserve"> </w:t>
+      </w:r>
+      <w:r>
+        <w:t xml:space="preserve">This was hit for real on a local stack, not theorised.</w:t>
+      </w:r>
+    </w:p>
+    <w:p>
+      <w:pPr>
+        <w:pStyle w:val="BlockText"/>
+      </w:pPr>
+      <w:r>
+        <w:t xml:space="preserve">Two details the script explains and that are easy to get wrong: the old unique</w:t>
+      </w:r>
+      <w:r>
+        <w:t xml:space="preserve"> </w:t>
+      </w:r>
+      <w:r>
+        <w:t xml:space="preserve">constraint has a Hibernate-generated name that</w:t>
+      </w:r>
+      <w:r>
+        <w:t xml:space="preserve"> </w:t>
+      </w:r>
+      <w:r>
+        <w:rPr>
+          <w:b/>
+          <w:bCs/>
+        </w:rPr>
+        <w:t xml:space="preserve">differs per environment</w:t>
+      </w:r>
+      <w:r>
+        <w:t xml:space="preserve"> </w:t>
+      </w:r>
+      <w:r>
+        <w:t xml:space="preserve">(look it up</w:t>
+      </w:r>
+      <w:r>
+        <w:t xml:space="preserve"> </w:t>
+      </w:r>
+      <w:r>
+        <w:t xml:space="preserve">in</w:t>
       </w:r>
       <w:r>
         <w:t xml:space="preserve"> </w:t>
@@ -6380,13 +6965,10 @@
         <w:rPr>
           <w:rStyle w:val="VerbatimChar"/>
         </w:rPr>
-        <w:t xml:space="preserve">(table_name, column_name)</w:t>
-      </w:r>
-      <w:r>
-        <w:t xml:space="preserve"> </w:t>
-      </w:r>
-      <w:r>
-        <w:t xml:space="preserve">to</w:t>
+        <w:t xml:space="preserve">SYSCAT.TABCONST</w:t>
+      </w:r>
+      <w:r>
+        <w:t xml:space="preserve">), and the identifier columns must be</w:t>
       </w:r>
       <w:r>
         <w:t xml:space="preserve"> </w:t>
@@ -6395,25 +6977,16 @@
         <w:rPr>
           <w:rStyle w:val="VerbatimChar"/>
         </w:rPr>
-        <w:t xml:space="preserve">(catalog_name, schema_name, table_name, column_name)</w:t>
-      </w:r>
-      <w:r>
-        <w:t xml:space="preserve"> </w:t>
-      </w:r>
-      <w:r>
-        <w:t xml:space="preserve">—</w:t>
-      </w:r>
-      <w:r>
-        <w:t xml:space="preserve"> </w:t>
-      </w:r>
-      <w:r>
-        <w:t xml:space="preserve">the old key silently collided once the same table name existed in two layers. The DBA</w:t>
-      </w:r>
-      <w:r>
-        <w:t xml:space="preserve"> </w:t>
-      </w:r>
-      <w:r>
-        <w:t xml:space="preserve">must add the columns, backfill</w:t>
+        <w:t xml:space="preserve">VARCHAR(128)</w:t>
+      </w:r>
+      <w:r>
+        <w:t xml:space="preserve">, not 255 —</w:t>
+      </w:r>
+      <w:r>
+        <w:t xml:space="preserve"> </w:t>
+      </w:r>
+      <w:r>
+        <w:t xml:space="preserve">a four-column unique key over</w:t>
       </w:r>
       <w:r>
         <w:t xml:space="preserve"> </w:t>
@@ -6422,44 +6995,35 @@
         <w:rPr>
           <w:rStyle w:val="VerbatimChar"/>
         </w:rPr>
-        <w:t xml:space="preserve">catalog_name</w:t>
-      </w:r>
-      <w:r>
-        <w:t xml:space="preserve">/</w:t>
+        <w:t xml:space="preserve">VARCHAR(255)</w:t>
+      </w:r>
+      <w:r>
+        <w:t xml:space="preserve"> </w:t>
+      </w:r>
+      <w:r>
+        <w:t xml:space="preserve">exceeds DB2’s index key limit and is</w:t>
+      </w:r>
+      <w:r>
+        <w:t xml:space="preserve"> </w:t>
+      </w:r>
+      <w:r>
+        <w:t xml:space="preserve">rejected with</w:t>
+      </w:r>
+      <w:r>
+        <w:t xml:space="preserve"> </w:t>
       </w:r>
       <w:r>
         <w:rPr>
           <w:rStyle w:val="VerbatimChar"/>
         </w:rPr>
-        <w:t xml:space="preserve">schema_name</w:t>
-      </w:r>
-      <w:r>
-        <w:t xml:space="preserve"> </w:t>
-      </w:r>
-      <w:r>
-        <w:t xml:space="preserve">on any existing rows with</w:t>
-      </w:r>
-      <w:r>
-        <w:t xml:space="preserve"> </w:t>
-      </w:r>
-      <w:r>
-        <w:t xml:space="preserve">the catalog and schema those rows were implicitly written against, drop the old unique</w:t>
-      </w:r>
-      <w:r>
-        <w:t xml:space="preserve"> </w:t>
-      </w:r>
-      <w:r>
-        <w:t xml:space="preserve">constraint and create the new one. Rows left with a NULL catalog or schema will not</w:t>
-      </w:r>
-      <w:r>
-        <w:t xml:space="preserve"> </w:t>
-      </w:r>
-      <w:r>
-        <w:t xml:space="preserve">match anything and are effectively ignored.</w:t>
-      </w:r>
-    </w:p>
-    <w:bookmarkEnd w:id="43"/>
-    <w:bookmarkStart w:id="44" w:name="X125db513b84a0fcfd49aaebb7cdd097348e42fe"/>
+        <w:t xml:space="preserve">SQL0613N</w:t>
+      </w:r>
+      <w:r>
+        <w:t xml:space="preserve">.</w:t>
+      </w:r>
+    </w:p>
+    <w:bookmarkEnd w:id="44"/>
+    <w:bookmarkStart w:id="45" w:name="X125db513b84a0fcfd49aaebb7cdd097348e42fe"/>
     <w:p>
       <w:pPr>
         <w:pStyle w:val="Heading3"/>
@@ -6591,8 +7155,8 @@
         <w:t xml:space="preserve">).</w:t>
       </w:r>
     </w:p>
-    <w:bookmarkEnd w:id="44"/>
-    <w:bookmarkStart w:id="45" w:name="X3b3b9d751ce018f7f1dbd57fdeab6c1b62e4691"/>
+    <w:bookmarkEnd w:id="45"/>
+    <w:bookmarkStart w:id="46" w:name="X3b3b9d751ce018f7f1dbd57fdeab6c1b62e4691"/>
     <w:p>
       <w:pPr>
         <w:pStyle w:val="Heading3"/>
@@ -6734,8 +7298,8 @@
         <w:t xml:space="preserve">variables</w:t>
       </w:r>
     </w:p>
-    <w:bookmarkEnd w:id="45"/>
-    <w:bookmarkStart w:id="46" w:name="step-6-verify-live-connectivity"/>
+    <w:bookmarkEnd w:id="46"/>
+    <w:bookmarkStart w:id="47" w:name="step-6-verify-live-connectivity"/>
     <w:p>
       <w:pPr>
         <w:pStyle w:val="Heading3"/>
@@ -6800,9 +7364,9 @@
         </w:pict>
       </w:r>
     </w:p>
-    <w:bookmarkEnd w:id="46"/>
     <w:bookmarkEnd w:id="47"/>
-    <w:bookmarkStart w:id="53" w:name="post-deployment-admin-configuration"/>
+    <w:bookmarkEnd w:id="48"/>
+    <w:bookmarkStart w:id="54" w:name="post-deployment-admin-configuration"/>
     <w:p>
       <w:pPr>
         <w:pStyle w:val="Heading2"/>
@@ -6827,7 +7391,7 @@
         <w:t xml:space="preserve">The panels are ordered as a workflow — connect, then register, then map. Work through them in order on a fresh deployment.</w:t>
       </w:r>
     </w:p>
-    <w:bookmarkStart w:id="48" w:name="panel-1-connections"/>
+    <w:bookmarkStart w:id="49" w:name="panel-1-connections"/>
     <w:p>
       <w:pPr>
         <w:pStyle w:val="Heading3"/>
@@ -6945,8 +7509,8 @@
         <w:t xml:space="preserve">) so admin edits survive container recreation.</w:t>
       </w:r>
     </w:p>
-    <w:bookmarkEnd w:id="48"/>
-    <w:bookmarkStart w:id="49" w:name="X66be4d3a8e089a8f615cf0b87cd57715b7b5b77"/>
+    <w:bookmarkEnd w:id="49"/>
+    <w:bookmarkStart w:id="50" w:name="X66be4d3a8e089a8f615cf0b87cd57715b7b5b77"/>
     <w:p>
       <w:pPr>
         <w:pStyle w:val="Heading3"/>
@@ -7162,8 +7726,8 @@
         <w:t xml:space="preserve">removes a table from the officer-facing lists. Nothing in the lakehouse is touched.</w:t>
       </w:r>
     </w:p>
-    <w:bookmarkEnd w:id="49"/>
-    <w:bookmarkStart w:id="50" w:name="panel-3-field-mappings-rule-engine-plane"/>
+    <w:bookmarkEnd w:id="50"/>
+    <w:bookmarkStart w:id="51" w:name="panel-3-field-mappings-rule-engine-plane"/>
     <w:p>
       <w:pPr>
         <w:pStyle w:val="Heading3"/>
@@ -7396,8 +7960,8 @@
         <w:t xml:space="preserve">Officers only ever see flat field keys in the rule builder. Joins and cross-table calculations must be pre-materialised upstream (Tier 3 fields).</w:t>
       </w:r>
     </w:p>
-    <w:bookmarkEnd w:id="50"/>
-    <w:bookmarkStart w:id="51" w:name="Xa7cecf30291b4f89cb48a2ecd07afb0cadb4067"/>
+    <w:bookmarkEnd w:id="51"/>
+    <w:bookmarkStart w:id="52" w:name="Xa7cecf30291b4f89cb48a2ecd07afb0cadb4067"/>
     <w:p>
       <w:pPr>
         <w:pStyle w:val="Heading3"/>
@@ -7516,8 +8080,8 @@
         <w:t xml:space="preserve">, so the same column name in the Silver and Gold layers carries independent metadata.</w:t>
       </w:r>
     </w:p>
-    <w:bookmarkEnd w:id="51"/>
-    <w:bookmarkStart w:id="52" w:name="field-catalogue-bootstrap"/>
+    <w:bookmarkEnd w:id="52"/>
+    <w:bookmarkStart w:id="53" w:name="field-catalogue-bootstrap"/>
     <w:p>
       <w:pPr>
         <w:pStyle w:val="Heading3"/>
@@ -7568,9 +8132,9 @@
         </w:pict>
       </w:r>
     </w:p>
-    <w:bookmarkEnd w:id="52"/>
     <w:bookmarkEnd w:id="53"/>
-    <w:bookmarkStart w:id="57" w:name="optional-sonarqube-code-quality-scans"/>
+    <w:bookmarkEnd w:id="54"/>
+    <w:bookmarkStart w:id="58" w:name="optional-sonarqube-code-quality-scans"/>
     <w:p>
       <w:pPr>
         <w:pStyle w:val="Heading2"/>
@@ -7579,7 +8143,7 @@
         <w:t xml:space="preserve">9. Optional: SonarQube code quality scans</w:t>
       </w:r>
     </w:p>
-    <w:bookmarkStart w:id="54" w:name="one-time-sonarqube-setup"/>
+    <w:bookmarkStart w:id="55" w:name="one-time-sonarqube-setup"/>
     <w:p>
       <w:pPr>
         <w:pStyle w:val="Heading3"/>
@@ -7755,8 +8319,8 @@
         <w:t xml:space="preserve">&gt;</w:t>
       </w:r>
     </w:p>
-    <w:bookmarkEnd w:id="54"/>
-    <w:bookmarkStart w:id="55" w:name="run-a-scan"/>
+    <w:bookmarkEnd w:id="55"/>
+    <w:bookmarkStart w:id="56" w:name="run-a-scan"/>
     <w:p>
       <w:pPr>
         <w:pStyle w:val="Heading3"/>
@@ -7784,8 +8348,8 @@
         <w:t xml:space="preserve">Dashboard: http://localhost:9012/dashboard?id=SRSE</w:t>
       </w:r>
     </w:p>
-    <w:bookmarkEnd w:id="55"/>
-    <w:bookmarkStart w:id="56" w:name="optional-pre-push-hook"/>
+    <w:bookmarkEnd w:id="56"/>
+    <w:bookmarkStart w:id="57" w:name="optional-pre-push-hook"/>
     <w:p>
       <w:pPr>
         <w:pStyle w:val="Heading3"/>
@@ -7826,9 +8390,9 @@
         </w:pict>
       </w:r>
     </w:p>
-    <w:bookmarkEnd w:id="56"/>
     <w:bookmarkEnd w:id="57"/>
-    <w:bookmarkStart w:id="66" w:name="troubleshooting"/>
+    <w:bookmarkEnd w:id="58"/>
+    <w:bookmarkStart w:id="67" w:name="troubleshooting"/>
     <w:p>
       <w:pPr>
         <w:pStyle w:val="Heading2"/>
@@ -7837,7 +8401,7 @@
         <w:t xml:space="preserve">10. Troubleshooting</w:t>
       </w:r>
     </w:p>
-    <w:bookmarkStart w:id="58" w:name="X53e825a20439db185cb42b293e774f32f54768f"/>
+    <w:bookmarkStart w:id="59" w:name="X53e825a20439db185cb42b293e774f32f54768f"/>
     <w:p>
       <w:pPr>
         <w:pStyle w:val="Heading3"/>
@@ -7928,8 +8492,8 @@
         <w:t xml:space="preserve">(local compose default).</w:t>
       </w:r>
     </w:p>
-    <w:bookmarkEnd w:id="58"/>
-    <w:bookmarkStart w:id="59" w:name="presto-oom-during-seed"/>
+    <w:bookmarkEnd w:id="59"/>
+    <w:bookmarkStart w:id="60" w:name="presto-oom-during-seed"/>
     <w:p>
       <w:pPr>
         <w:pStyle w:val="Heading3"/>
@@ -7995,8 +8559,8 @@
         <w:t xml:space="preserve">docker compose run --rm seed</w:t>
       </w:r>
     </w:p>
-    <w:bookmarkEnd w:id="59"/>
-    <w:bookmarkStart w:id="60" w:name="analytical-down-after-stack-is-up"/>
+    <w:bookmarkEnd w:id="60"/>
+    <w:bookmarkStart w:id="61" w:name="analytical-down-after-stack-is-up"/>
     <w:p>
       <w:pPr>
         <w:pStyle w:val="Heading3"/>
@@ -8084,8 +8648,8 @@
         <w:t xml:space="preserve">from the host (mapped from container 8080).</w:t>
       </w:r>
     </w:p>
-    <w:bookmarkEnd w:id="60"/>
-    <w:bookmarkStart w:id="61" w:name="X66e6995fc673b9fd8bdc8dbd93a7449ea115d86"/>
+    <w:bookmarkEnd w:id="61"/>
+    <w:bookmarkStart w:id="62" w:name="X66e6995fc673b9fd8bdc8dbd93a7449ea115d86"/>
     <w:p>
       <w:pPr>
         <w:pStyle w:val="Heading3"/>
@@ -8188,8 +8752,8 @@
         <w:t xml:space="preserve">, rebuild the frontend container.</w:t>
       </w:r>
     </w:p>
-    <w:bookmarkEnd w:id="61"/>
-    <w:bookmarkStart w:id="62" w:name="maven-mockito-test-failures"/>
+    <w:bookmarkEnd w:id="62"/>
+    <w:bookmarkStart w:id="63" w:name="maven-mockito-test-failures"/>
     <w:p>
       <w:pPr>
         <w:pStyle w:val="Heading3"/>
@@ -8282,8 +8846,8 @@
         <w:t xml:space="preserve">)</w:t>
       </w:r>
     </w:p>
-    <w:bookmarkEnd w:id="62"/>
-    <w:bookmarkStart w:id="63" w:name="port-conflicts"/>
+    <w:bookmarkEnd w:id="63"/>
+    <w:bookmarkStart w:id="64" w:name="port-conflicts"/>
     <w:p>
       <w:pPr>
         <w:pStyle w:val="Heading3"/>
@@ -8518,8 +9082,8 @@
         </w:tc>
       </w:tr>
     </w:tbl>
-    <w:bookmarkEnd w:id="63"/>
-    <w:bookmarkStart w:id="64" w:name="client-dev-field-mappings-show-change_me"/>
+    <w:bookmarkEnd w:id="64"/>
+    <w:bookmarkStart w:id="65" w:name="client-dev-field-mappings-show-change_me"/>
     <w:p>
       <w:pPr>
         <w:pStyle w:val="Heading3"/>
@@ -8560,8 +9124,8 @@
         <w:t xml:space="preserve">or use Admin → Field mappings once Lovadeep confirms physical names.</w:t>
       </w:r>
     </w:p>
-    <w:bookmarkEnd w:id="64"/>
-    <w:bookmarkStart w:id="65" w:name="rajsewadwar-auth-rejects-requests"/>
+    <w:bookmarkEnd w:id="65"/>
+    <w:bookmarkStart w:id="66" w:name="rajsewadwar-auth-rejects-requests"/>
     <w:p>
       <w:pPr>
         <w:pStyle w:val="Heading3"/>
@@ -8612,9 +9176,9 @@
         </w:pict>
       </w:r>
     </w:p>
-    <w:bookmarkEnd w:id="65"/>
     <w:bookmarkEnd w:id="66"/>
-    <w:bookmarkStart w:id="71" w:name="configuration-reference"/>
+    <w:bookmarkEnd w:id="67"/>
+    <w:bookmarkStart w:id="72" w:name="configuration-reference"/>
     <w:p>
       <w:pPr>
         <w:pStyle w:val="Heading2"/>
@@ -8623,7 +9187,7 @@
         <w:t xml:space="preserve">11. Configuration reference</w:t>
       </w:r>
     </w:p>
-    <w:bookmarkStart w:id="67" w:name="file-map"/>
+    <w:bookmarkStart w:id="68" w:name="file-map"/>
     <w:p>
       <w:pPr>
         <w:pStyle w:val="Heading3"/>
@@ -8887,8 +9451,8 @@
         </w:tc>
       </w:tr>
     </w:tbl>
-    <w:bookmarkEnd w:id="67"/>
-    <w:bookmarkStart w:id="68" w:name="spring-profiles"/>
+    <w:bookmarkEnd w:id="68"/>
+    <w:bookmarkStart w:id="69" w:name="spring-profiles"/>
     <w:p>
       <w:pPr>
         <w:pStyle w:val="Heading3"/>
@@ -9052,8 +9616,8 @@
         <w:t xml:space="preserve">, not Spring profile.</w:t>
       </w:r>
     </w:p>
-    <w:bookmarkEnd w:id="68"/>
-    <w:bookmarkStart w:id="69" w:name="default-local-urls-summary"/>
+    <w:bookmarkEnd w:id="69"/>
+    <w:bookmarkStart w:id="70" w:name="default-local-urls-summary"/>
     <w:p>
       <w:pPr>
         <w:pStyle w:val="Heading3"/>
@@ -9127,8 +9691,8 @@
         <w:t xml:space="preserve">DB2:          localhost:50000  (db2inst1 / srse_local_pw)</w:t>
       </w:r>
     </w:p>
-    <w:bookmarkEnd w:id="69"/>
-    <w:bookmarkStart w:id="70" w:name="support-contacts-open-items"/>
+    <w:bookmarkEnd w:id="70"/>
+    <w:bookmarkStart w:id="71" w:name="support-contacts-open-items"/>
     <w:p>
       <w:pPr>
         <w:pStyle w:val="Heading3"/>
@@ -9295,9 +9859,9 @@
         <w:t xml:space="preserve">(SonarQube automation + zero open issues).</w:t>
       </w:r>
     </w:p>
-    <w:bookmarkEnd w:id="70"/>
     <w:bookmarkEnd w:id="71"/>
     <w:bookmarkEnd w:id="72"/>
+    <w:bookmarkEnd w:id="73"/>
     <w:sectPr>
       <w:footnotePr>
         <w:numRestart w:val="eachSect"/>

--- a/docs/CONFIGURATION_GUIDE.docx
+++ b/docs/CONFIGURATION_GUIDE.docx
@@ -28,7 +28,7 @@
         </w:p>
       </w:sdtContent>
     </w:sdt>
-    <w:bookmarkStart w:id="73" w:name="srse-configuration-guide"/>
+    <w:bookmarkStart w:id="74" w:name="srse-configuration-guide"/>
     <w:p>
       <w:pPr>
         <w:pStyle w:val="Heading1"/>
@@ -8392,7 +8392,7 @@
     </w:p>
     <w:bookmarkEnd w:id="57"/>
     <w:bookmarkEnd w:id="58"/>
-    <w:bookmarkStart w:id="67" w:name="troubleshooting"/>
+    <w:bookmarkStart w:id="68" w:name="troubleshooting"/>
     <w:p>
       <w:pPr>
         <w:pStyle w:val="Heading2"/>
@@ -8493,13 +8493,971 @@
       </w:r>
     </w:p>
     <w:bookmarkEnd w:id="59"/>
-    <w:bookmarkStart w:id="60" w:name="presto-oom-during-seed"/>
+    <w:bookmarkStart w:id="60" w:name="X6371de85cb6da09caf36141dc3fb6087de81a15"/>
     <w:p>
       <w:pPr>
         <w:pStyle w:val="Heading3"/>
       </w:pPr>
       <w:r>
-        <w:t xml:space="preserve">Presto OOM during seed</w:t>
+        <w:t xml:space="preserve">Presto OOM —</w:t>
+      </w:r>
+      <w:r>
+        <w:t xml:space="preserve"> </w:t>
+      </w:r>
+      <w:r>
+        <w:t xml:space="preserve">“Internal Server Error”</w:t>
+      </w:r>
+      <w:r>
+        <w:t xml:space="preserve"> </w:t>
+      </w:r>
+      <w:r>
+        <w:t xml:space="preserve">on Preview, or a seed that stops mid-run</w:t>
+      </w:r>
+    </w:p>
+    <w:p>
+      <w:pPr>
+        <w:pStyle w:val="FirstParagraph"/>
+      </w:pPr>
+      <w:r>
+        <w:t xml:space="preserve">The single most likely cause of a</w:t>
+      </w:r>
+      <w:r>
+        <w:t xml:space="preserve"> </w:t>
+      </w:r>
+      <w:r>
+        <w:rPr>
+          <w:rStyle w:val="VerbatimChar"/>
+        </w:rPr>
+        <w:t xml:space="preserve">500</w:t>
+      </w:r>
+      <w:r>
+        <w:t xml:space="preserve"> </w:t>
+      </w:r>
+      <w:r>
+        <w:t xml:space="preserve">from</w:t>
+      </w:r>
+      <w:r>
+        <w:t xml:space="preserve"> </w:t>
+      </w:r>
+      <w:r>
+        <w:rPr>
+          <w:rStyle w:val="VerbatimChar"/>
+        </w:rPr>
+        <w:t xml:space="preserve">/api/decision/preview</w:t>
+      </w:r>
+      <w:r>
+        <w:t xml:space="preserve"> </w:t>
+      </w:r>
+      <w:r>
+        <w:t xml:space="preserve">or an</w:t>
+      </w:r>
+      <w:r>
+        <w:t xml:space="preserve"> </w:t>
+      </w:r>
+      <w:r>
+        <w:t xml:space="preserve">Analysis match that dies partway. Presto is a</w:t>
+      </w:r>
+      <w:r>
+        <w:t xml:space="preserve"> </w:t>
+      </w:r>
+      <w:r>
+        <w:rPr>
+          <w:b/>
+          <w:bCs/>
+        </w:rPr>
+        <w:t xml:space="preserve">single-node local stand-in with a</w:t>
+      </w:r>
+      <w:r>
+        <w:rPr>
+          <w:b/>
+          <w:bCs/>
+        </w:rPr>
+        <w:t xml:space="preserve"> </w:t>
+      </w:r>
+      <w:r>
+        <w:rPr>
+          <w:b/>
+          <w:bCs/>
+        </w:rPr>
+        <w:t xml:space="preserve">4 GB heap</w:t>
+      </w:r>
+      <w:r>
+        <w:t xml:space="preserve"> </w:t>
+      </w:r>
+      <w:r>
+        <w:t xml:space="preserve">(</w:t>
+      </w:r>
+      <w:r>
+        <w:rPr>
+          <w:rStyle w:val="VerbatimChar"/>
+        </w:rPr>
+        <w:t xml:space="preserve">docker/presto/jvm.config</w:t>
+      </w:r>
+      <w:r>
+        <w:t xml:space="preserve">); a large enough query will exhaust it.</w:t>
+      </w:r>
+      <w:r>
+        <w:t xml:space="preserve"> </w:t>
+      </w:r>
+      <w:r>
+        <w:t xml:space="preserve">A wide fuzzy match across two large tables is more than enough — the join is</w:t>
+      </w:r>
+      <w:r>
+        <w:t xml:space="preserve"> </w:t>
+      </w:r>
+      <w:r>
+        <w:t xml:space="preserve">evaluated before any display cap applies, so</w:t>
+      </w:r>
+      <w:r>
+        <w:t xml:space="preserve"> </w:t>
+      </w:r>
+      <w:r>
+        <w:t xml:space="preserve">“only 20,000 rows shown”</w:t>
+      </w:r>
+      <w:r>
+        <w:t xml:space="preserve"> </w:t>
+      </w:r>
+      <w:r>
+        <w:t xml:space="preserve">says</w:t>
+      </w:r>
+      <w:r>
+        <w:t xml:space="preserve"> </w:t>
+      </w:r>
+      <w:r>
+        <w:t xml:space="preserve">nothing about how much Presto had to hold.</w:t>
+      </w:r>
+    </w:p>
+    <w:p>
+      <w:pPr>
+        <w:pStyle w:val="BodyText"/>
+      </w:pPr>
+      <w:r>
+        <w:rPr>
+          <w:b/>
+          <w:bCs/>
+        </w:rPr>
+        <w:t xml:space="preserve">Recognising it.</w:t>
+      </w:r>
+      <w:r>
+        <w:t xml:space="preserve"> </w:t>
+      </w:r>
+      <w:r>
+        <w:t xml:space="preserve">The confusing part is that</w:t>
+      </w:r>
+      <w:r>
+        <w:t xml:space="preserve"> </w:t>
+      </w:r>
+      <w:r>
+        <w:rPr>
+          <w:rStyle w:val="VerbatimChar"/>
+        </w:rPr>
+        <w:t xml:space="preserve">docker compose ps</w:t>
+      </w:r>
+      <w:r>
+        <w:t xml:space="preserve"> </w:t>
+      </w:r>
+      <w:r>
+        <w:t xml:space="preserve">keeps showing</w:t>
+      </w:r>
+      <w:r>
+        <w:t xml:space="preserve"> </w:t>
+      </w:r>
+      <w:r>
+        <w:t xml:space="preserve">Presto as</w:t>
+      </w:r>
+      <w:r>
+        <w:t xml:space="preserve"> </w:t>
+      </w:r>
+      <w:r>
+        <w:rPr>
+          <w:rStyle w:val="VerbatimChar"/>
+          <w:b/>
+          <w:bCs/>
+        </w:rPr>
+        <w:t xml:space="preserve">Up</w:t>
+      </w:r>
+      <w:r>
+        <w:t xml:space="preserve"> </w:t>
+      </w:r>
+      <w:r>
+        <w:t xml:space="preserve">while every query fails.</w:t>
+      </w:r>
+      <w:r>
+        <w:t xml:space="preserve"> </w:t>
+      </w:r>
+      <w:r>
+        <w:rPr>
+          <w:rStyle w:val="VerbatimChar"/>
+        </w:rPr>
+        <w:t xml:space="preserve">jvm.config</w:t>
+      </w:r>
+      <w:r>
+        <w:t xml:space="preserve"> </w:t>
+      </w:r>
+      <w:r>
+        <w:t xml:space="preserve">sets both</w:t>
+      </w:r>
+      <w:r>
+        <w:t xml:space="preserve"> </w:t>
+      </w:r>
+      <w:r>
+        <w:rPr>
+          <w:rStyle w:val="VerbatimChar"/>
+        </w:rPr>
+        <w:t xml:space="preserve">HeapDumpOnOutOfMemoryError</w:t>
+      </w:r>
+      <w:r>
+        <w:t xml:space="preserve"> </w:t>
+      </w:r>
+      <w:r>
+        <w:t xml:space="preserve">and</w:t>
+      </w:r>
+      <w:r>
+        <w:t xml:space="preserve"> </w:t>
+      </w:r>
+      <w:r>
+        <w:rPr>
+          <w:rStyle w:val="VerbatimChar"/>
+        </w:rPr>
+        <w:t xml:space="preserve">ExitOnOutOfMemoryError</w:t>
+      </w:r>
+      <w:r>
+        <w:t xml:space="preserve">, so on OOM the JVM</w:t>
+      </w:r>
+      <w:r>
+        <w:t xml:space="preserve"> </w:t>
+      </w:r>
+      <w:r>
+        <w:t xml:space="preserve">first writes a multi-GB heap dump and only then exits — for those minutes the</w:t>
+      </w:r>
+      <w:r>
+        <w:t xml:space="preserve"> </w:t>
+      </w:r>
+      <w:r>
+        <w:t xml:space="preserve">container is running but answering nothing. Confirm with:</w:t>
+      </w:r>
+    </w:p>
+    <w:p>
+      <w:pPr>
+        <w:pStyle w:val="SourceCode"/>
+      </w:pPr>
+      <w:r>
+        <w:rPr>
+          <w:rStyle w:val="ExtensionTok"/>
+        </w:rPr>
+        <w:t xml:space="preserve">docker</w:t>
+      </w:r>
+      <w:r>
+        <w:rPr>
+          <w:rStyle w:val="NormalTok"/>
+        </w:rPr>
+        <w:t xml:space="preserve"> compose logs presto </w:t>
+      </w:r>
+      <w:r>
+        <w:rPr>
+          <w:rStyle w:val="KeywordTok"/>
+        </w:rPr>
+        <w:t xml:space="preserve">|</w:t>
+      </w:r>
+      <w:r>
+        <w:rPr>
+          <w:rStyle w:val="NormalTok"/>
+        </w:rPr>
+        <w:t xml:space="preserve"> </w:t>
+      </w:r>
+      <w:r>
+        <w:rPr>
+          <w:rStyle w:val="FunctionTok"/>
+        </w:rPr>
+        <w:t xml:space="preserve">grep</w:t>
+      </w:r>
+      <w:r>
+        <w:rPr>
+          <w:rStyle w:val="NormalTok"/>
+        </w:rPr>
+        <w:t xml:space="preserve"> </w:t>
+      </w:r>
+      <w:r>
+        <w:rPr>
+          <w:rStyle w:val="AttributeTok"/>
+        </w:rPr>
+        <w:t xml:space="preserve">-i</w:t>
+      </w:r>
+      <w:r>
+        <w:rPr>
+          <w:rStyle w:val="NormalTok"/>
+        </w:rPr>
+        <w:t xml:space="preserve"> outofmemory</w:t>
+      </w:r>
+      <w:r>
+        <w:br/>
+      </w:r>
+      <w:r>
+        <w:rPr>
+          <w:rStyle w:val="ExtensionTok"/>
+        </w:rPr>
+        <w:t xml:space="preserve">docker</w:t>
+      </w:r>
+      <w:r>
+        <w:rPr>
+          <w:rStyle w:val="NormalTok"/>
+        </w:rPr>
+        <w:t xml:space="preserve"> compose exec </w:t>
+      </w:r>
+      <w:r>
+        <w:rPr>
+          <w:rStyle w:val="AttributeTok"/>
+        </w:rPr>
+        <w:t xml:space="preserve">-T</w:t>
+      </w:r>
+      <w:r>
+        <w:rPr>
+          <w:rStyle w:val="NormalTok"/>
+        </w:rPr>
+        <w:t xml:space="preserve"> presto curl </w:t>
+      </w:r>
+      <w:r>
+        <w:rPr>
+          <w:rStyle w:val="AttributeTok"/>
+        </w:rPr>
+        <w:t xml:space="preserve">-s</w:t>
+      </w:r>
+      <w:r>
+        <w:rPr>
+          <w:rStyle w:val="NormalTok"/>
+        </w:rPr>
+        <w:t xml:space="preserve"> </w:t>
+      </w:r>
+      <w:r>
+        <w:rPr>
+          <w:rStyle w:val="AttributeTok"/>
+        </w:rPr>
+        <w:t xml:space="preserve">--max-time</w:t>
+      </w:r>
+      <w:r>
+        <w:rPr>
+          <w:rStyle w:val="NormalTok"/>
+        </w:rPr>
+        <w:t xml:space="preserve"> 5 http://localhost:8080/v1/info</w:t>
+      </w:r>
+    </w:p>
+    <w:p>
+      <w:pPr>
+        <w:pStyle w:val="FirstParagraph"/>
+      </w:pPr>
+      <w:r>
+        <w:t xml:space="preserve">An empty response from the second command with a healthy-looking container is</w:t>
+      </w:r>
+      <w:r>
+        <w:t xml:space="preserve"> </w:t>
+      </w:r>
+      <w:r>
+        <w:t xml:space="preserve">the signature.</w:t>
+      </w:r>
+      <w:r>
+        <w:t xml:space="preserve"> </w:t>
+      </w:r>
+      <w:r>
+        <w:rPr>
+          <w:rStyle w:val="VerbatimChar"/>
+        </w:rPr>
+        <w:t xml:space="preserve">/api/health/planes</w:t>
+      </w:r>
+      <w:r>
+        <w:t xml:space="preserve"> </w:t>
+      </w:r>
+      <w:r>
+        <w:t xml:space="preserve">reports it as</w:t>
+      </w:r>
+      <w:r>
+        <w:t xml:space="preserve"> </w:t>
+      </w:r>
+      <w:r>
+        <w:rPr>
+          <w:rStyle w:val="VerbatimChar"/>
+        </w:rPr>
+        <w:t xml:space="preserve">analytical: error: ... Error executing query</w:t>
+      </w:r>
+      <w:r>
+        <w:t xml:space="preserve">.</w:t>
+      </w:r>
+    </w:p>
+    <w:p>
+      <w:pPr>
+        <w:pStyle w:val="BodyText"/>
+      </w:pPr>
+      <w:r>
+        <w:rPr>
+          <w:b/>
+          <w:bCs/>
+        </w:rPr>
+        <w:t xml:space="preserve">Recovering.</w:t>
+      </w:r>
+    </w:p>
+    <w:p>
+      <w:pPr>
+        <w:pStyle w:val="SourceCode"/>
+      </w:pPr>
+      <w:r>
+        <w:rPr>
+          <w:rStyle w:val="ExtensionTok"/>
+        </w:rPr>
+        <w:t xml:space="preserve">docker</w:t>
+      </w:r>
+      <w:r>
+        <w:rPr>
+          <w:rStyle w:val="NormalTok"/>
+        </w:rPr>
+        <w:t xml:space="preserve"> compose restart presto</w:t>
+      </w:r>
+      <w:r>
+        <w:br/>
+      </w:r>
+      <w:r>
+        <w:rPr>
+          <w:rStyle w:val="ExtensionTok"/>
+        </w:rPr>
+        <w:t xml:space="preserve">docker</w:t>
+      </w:r>
+      <w:r>
+        <w:rPr>
+          <w:rStyle w:val="NormalTok"/>
+        </w:rPr>
+        <w:t xml:space="preserve"> compose up seed          </w:t>
+      </w:r>
+      <w:r>
+        <w:rPr>
+          <w:rStyle w:val="CommentTok"/>
+        </w:rPr>
+        <w:t xml:space="preserve"># repopulate if the seed was interrupted</w:t>
+      </w:r>
+    </w:p>
+    <w:p>
+      <w:pPr>
+        <w:pStyle w:val="FirstParagraph"/>
+      </w:pPr>
+      <w:r>
+        <w:t xml:space="preserve">Presto now carries</w:t>
+      </w:r>
+      <w:r>
+        <w:t xml:space="preserve"> </w:t>
+      </w:r>
+      <w:r>
+        <w:rPr>
+          <w:rStyle w:val="VerbatimChar"/>
+        </w:rPr>
+        <w:t xml:space="preserve">restart: unless-stopped</w:t>
+      </w:r>
+      <w:r>
+        <w:t xml:space="preserve">, so once the JVM actually exits</w:t>
+      </w:r>
+      <w:r>
+        <w:t xml:space="preserve"> </w:t>
+      </w:r>
+      <w:r>
+        <w:t xml:space="preserve">Docker brings it back on its own — previously it stayed dead and every request</w:t>
+      </w:r>
+      <w:r>
+        <w:t xml:space="preserve"> </w:t>
+      </w:r>
+      <w:r>
+        <w:t xml:space="preserve">failed until someone restarted it by hand. The heap dump is kept (it survives a</w:t>
+      </w:r>
+      <w:r>
+        <w:t xml:space="preserve"> </w:t>
+      </w:r>
+      <w:r>
+        <w:t xml:space="preserve">restart in the container’s writable layer, retrievable with</w:t>
+      </w:r>
+      <w:r>
+        <w:t xml:space="preserve"> </w:t>
+      </w:r>
+      <w:r>
+        <w:rPr>
+          <w:rStyle w:val="VerbatimChar"/>
+        </w:rPr>
+        <w:t xml:space="preserve">docker cp</w:t>
+      </w:r>
+      <w:r>
+        <w:t xml:space="preserve">); it is</w:t>
+      </w:r>
+      <w:r>
+        <w:t xml:space="preserve"> </w:t>
+      </w:r>
+      <w:r>
+        <w:t xml:space="preserve">the reason recovery is not instant.</w:t>
+      </w:r>
+    </w:p>
+    <w:p>
+      <w:pPr>
+        <w:pStyle w:val="BodyText"/>
+      </w:pPr>
+      <w:r>
+        <w:rPr>
+          <w:b/>
+          <w:bCs/>
+        </w:rPr>
+        <w:t xml:space="preserve">Avoiding it.</w:t>
+      </w:r>
+      <w:r>
+        <w:t xml:space="preserve"> </w:t>
+      </w:r>
+      <w:r>
+        <w:t xml:space="preserve">Give Docker Desktop more memory, raise</w:t>
+      </w:r>
+      <w:r>
+        <w:t xml:space="preserve"> </w:t>
+      </w:r>
+      <w:r>
+        <w:rPr>
+          <w:rStyle w:val="VerbatimChar"/>
+        </w:rPr>
+        <w:t xml:space="preserve">-Xmx</w:t>
+      </w:r>
+      <w:r>
+        <w:t xml:space="preserve"> </w:t>
+      </w:r>
+      <w:r>
+        <w:t xml:space="preserve">in</w:t>
+      </w:r>
+      <w:r>
+        <w:t xml:space="preserve"> </w:t>
+      </w:r>
+      <w:r>
+        <w:rPr>
+          <w:rStyle w:val="VerbatimChar"/>
+        </w:rPr>
+        <w:t xml:space="preserve">docker/presto/jvm.config</w:t>
+      </w:r>
+      <w:r>
+        <w:t xml:space="preserve">, or constrain the query — add a second match column,</w:t>
+      </w:r>
+      <w:r>
+        <w:t xml:space="preserve"> </w:t>
+      </w:r>
+      <w:r>
+        <w:t xml:space="preserve">raise the fuzzy threshold, or apply the age filter. Note that SRSE deliberately</w:t>
+      </w:r>
+      <w:r>
+        <w:t xml:space="preserve"> </w:t>
+      </w:r>
+      <w:r>
+        <w:t xml:space="preserve">does not cap match output server-side (see</w:t>
+      </w:r>
+      <w:r>
+        <w:t xml:space="preserve"> </w:t>
+      </w:r>
+      <w:r>
+        <w:rPr>
+          <w:rStyle w:val="VerbatimChar"/>
+        </w:rPr>
+        <w:t xml:space="preserve">RecordMatchService</w:t>
+      </w:r>
+      <w:r>
+        <w:t xml:space="preserve">), so the query</w:t>
+      </w:r>
+      <w:r>
+        <w:t xml:space="preserve"> </w:t>
+      </w:r>
+      <w:r>
+        <w:t xml:space="preserve">timeout is the only backstop.</w:t>
+      </w:r>
+    </w:p>
+    <w:bookmarkEnd w:id="60"/>
+    <w:bookmarkStart w:id="61" w:name="X80ac5d32d26b9a598f8b0e62ec3677a6dda57b7"/>
+    <w:p>
+      <w:pPr>
+        <w:pStyle w:val="Heading3"/>
+      </w:pPr>
+      <w:r>
+        <w:t xml:space="preserve">Metastore exits on restart, taking Presto’s Iceberg catalog with it</w:t>
+      </w:r>
+    </w:p>
+    <w:p>
+      <w:pPr>
+        <w:pStyle w:val="FirstParagraph"/>
+      </w:pPr>
+      <w:r>
+        <w:rPr>
+          <w:b/>
+          <w:bCs/>
+        </w:rPr>
+        <w:t xml:space="preserve">Fixed</w:t>
+      </w:r>
+      <w:r>
+        <w:t xml:space="preserve"> </w:t>
+      </w:r>
+      <w:r>
+        <w:t xml:space="preserve">— recorded here because the symptom is confusing and may appear in</w:t>
+      </w:r>
+      <w:r>
+        <w:t xml:space="preserve"> </w:t>
+      </w:r>
+      <w:r>
+        <w:t xml:space="preserve">older stacks. The</w:t>
+      </w:r>
+      <w:r>
+        <w:t xml:space="preserve"> </w:t>
+      </w:r>
+      <w:r>
+        <w:rPr>
+          <w:rStyle w:val="VerbatimChar"/>
+        </w:rPr>
+        <w:t xml:space="preserve">apache/hive:3.1.3</w:t>
+      </w:r>
+      <w:r>
+        <w:t xml:space="preserve"> </w:t>
+      </w:r>
+      <w:r>
+        <w:t xml:space="preserve">entrypoint ran</w:t>
+      </w:r>
+      <w:r>
+        <w:t xml:space="preserve"> </w:t>
+      </w:r>
+      <w:r>
+        <w:rPr>
+          <w:rStyle w:val="VerbatimChar"/>
+        </w:rPr>
+        <w:t xml:space="preserve">schematool -initSchema</w:t>
+      </w:r>
+      <w:r>
+        <w:t xml:space="preserve"> </w:t>
+      </w:r>
+      <w:r>
+        <w:t xml:space="preserve">unconditionally and exited 1 when the schema already</w:t>
+      </w:r>
+      <w:r>
+        <w:t xml:space="preserve"> </w:t>
+      </w:r>
+      <w:r>
+        <w:t xml:space="preserve">existed:</w:t>
+      </w:r>
+    </w:p>
+    <w:p>
+      <w:pPr>
+        <w:pStyle w:val="SourceCode"/>
+      </w:pPr>
+      <w:r>
+        <w:rPr>
+          <w:rStyle w:val="VerbatimChar"/>
+        </w:rPr>
+        <w:t xml:space="preserve">Error: FUNCTION 'NUCLEUS_ASCII' already exists. (state=X0Y68,code=30000)</w:t>
+      </w:r>
+      <w:r>
+        <w:br/>
+      </w:r>
+      <w:r>
+        <w:rPr>
+          <w:rStyle w:val="VerbatimChar"/>
+        </w:rPr>
+        <w:t xml:space="preserve">Schema initialization failed!</w:t>
+      </w:r>
+    </w:p>
+    <w:p>
+      <w:pPr>
+        <w:pStyle w:val="FirstParagraph"/>
+      </w:pPr>
+      <w:r>
+        <w:t xml:space="preserve">Because the Derby metastore lives in the container’s writable layer, this made</w:t>
+      </w:r>
+      <w:r>
+        <w:t xml:space="preserve"> </w:t>
+      </w:r>
+      <w:r>
+        <w:t xml:space="preserve">the stock behaviour correct exactly once:</w:t>
+      </w:r>
+      <w:r>
+        <w:t xml:space="preserve"> </w:t>
+      </w:r>
+      <w:r>
+        <w:rPr>
+          <w:rStyle w:val="VerbatimChar"/>
+        </w:rPr>
+        <w:t xml:space="preserve">docker compose up</w:t>
+      </w:r>
+      <w:r>
+        <w:t xml:space="preserve"> </w:t>
+      </w:r>
+      <w:r>
+        <w:t xml:space="preserve">worked, and every</w:t>
+      </w:r>
+      <w:r>
+        <w:t xml:space="preserve"> </w:t>
+      </w:r>
+      <w:r>
+        <w:t xml:space="preserve">later</w:t>
+      </w:r>
+      <w:r>
+        <w:t xml:space="preserve"> </w:t>
+      </w:r>
+      <w:r>
+        <w:rPr>
+          <w:rStyle w:val="VerbatimChar"/>
+        </w:rPr>
+        <w:t xml:space="preserve">start</w:t>
+      </w:r>
+      <w:r>
+        <w:t xml:space="preserve">/</w:t>
+      </w:r>
+      <w:r>
+        <w:rPr>
+          <w:rStyle w:val="VerbatimChar"/>
+        </w:rPr>
+        <w:t xml:space="preserve">restart</w:t>
+      </w:r>
+      <w:r>
+        <w:t xml:space="preserve"> </w:t>
+      </w:r>
+      <w:r>
+        <w:t xml:space="preserve">failed. Presto then reports every Iceberg query as a</w:t>
+      </w:r>
+      <w:r>
+        <w:t xml:space="preserve"> </w:t>
+      </w:r>
+      <w:r>
+        <w:t xml:space="preserve">missing schema or table, which looks like a Presto fault rather than a</w:t>
+      </w:r>
+      <w:r>
+        <w:t xml:space="preserve"> </w:t>
+      </w:r>
+      <w:r>
+        <w:t xml:space="preserve">metastore one.</w:t>
+      </w:r>
+    </w:p>
+    <w:p>
+      <w:pPr>
+        <w:pStyle w:val="BodyText"/>
+      </w:pPr>
+      <w:r>
+        <w:rPr>
+          <w:rStyle w:val="VerbatimChar"/>
+        </w:rPr>
+        <w:t xml:space="preserve">docker/hive/metastore-entrypoint.sh</w:t>
+      </w:r>
+      <w:r>
+        <w:t xml:space="preserve"> </w:t>
+      </w:r>
+      <w:r>
+        <w:t xml:space="preserve">now checks</w:t>
+      </w:r>
+      <w:r>
+        <w:t xml:space="preserve"> </w:t>
+      </w:r>
+      <w:r>
+        <w:rPr>
+          <w:rStyle w:val="VerbatimChar"/>
+        </w:rPr>
+        <w:t xml:space="preserve">schematool -info</w:t>
+      </w:r>
+      <w:r>
+        <w:t xml:space="preserve"> </w:t>
+      </w:r>
+      <w:r>
+        <w:t xml:space="preserve">and only</w:t>
+      </w:r>
+      <w:r>
+        <w:t xml:space="preserve"> </w:t>
+      </w:r>
+      <w:r>
+        <w:t xml:space="preserve">initialises when there is no schema, then delegates to the image’s own</w:t>
+      </w:r>
+      <w:r>
+        <w:t xml:space="preserve"> </w:t>
+      </w:r>
+      <w:r>
+        <w:t xml:space="preserve">entrypoint. If you are on an older checkout, recreate the container to recover:</w:t>
+      </w:r>
+    </w:p>
+    <w:p>
+      <w:pPr>
+        <w:pStyle w:val="SourceCode"/>
+      </w:pPr>
+      <w:r>
+        <w:rPr>
+          <w:rStyle w:val="ExtensionTok"/>
+        </w:rPr>
+        <w:t xml:space="preserve">docker</w:t>
+      </w:r>
+      <w:r>
+        <w:rPr>
+          <w:rStyle w:val="NormalTok"/>
+        </w:rPr>
+        <w:t xml:space="preserve"> compose rm </w:t>
+      </w:r>
+      <w:r>
+        <w:rPr>
+          <w:rStyle w:val="AttributeTok"/>
+        </w:rPr>
+        <w:t xml:space="preserve">-sf</w:t>
+      </w:r>
+      <w:r>
+        <w:rPr>
+          <w:rStyle w:val="NormalTok"/>
+        </w:rPr>
+        <w:t xml:space="preserve"> metastore </w:t>
+      </w:r>
+      <w:r>
+        <w:rPr>
+          <w:rStyle w:val="KeywordTok"/>
+        </w:rPr>
+        <w:t xml:space="preserve">&amp;&amp;</w:t>
+      </w:r>
+      <w:r>
+        <w:rPr>
+          <w:rStyle w:val="NormalTok"/>
+        </w:rPr>
+        <w:t xml:space="preserve"> </w:t>
+      </w:r>
+      <w:r>
+        <w:rPr>
+          <w:rStyle w:val="ExtensionTok"/>
+        </w:rPr>
+        <w:t xml:space="preserve">docker</w:t>
+      </w:r>
+      <w:r>
+        <w:rPr>
+          <w:rStyle w:val="NormalTok"/>
+        </w:rPr>
+        <w:t xml:space="preserve"> compose up </w:t>
+      </w:r>
+      <w:r>
+        <w:rPr>
+          <w:rStyle w:val="AttributeTok"/>
+        </w:rPr>
+        <w:t xml:space="preserve">-d</w:t>
+      </w:r>
+      <w:r>
+        <w:rPr>
+          <w:rStyle w:val="NormalTok"/>
+        </w:rPr>
+        <w:t xml:space="preserve"> metastore</w:t>
+      </w:r>
+    </w:p>
+    <w:p>
+      <w:pPr>
+        <w:pStyle w:val="FirstParagraph"/>
+      </w:pPr>
+      <w:r>
+        <w:rPr>
+          <w:b/>
+          <w:bCs/>
+        </w:rPr>
+        <w:t xml:space="preserve">Note the trade-off:</w:t>
+      </w:r>
+      <w:r>
+        <w:t xml:space="preserve"> </w:t>
+      </w:r>
+      <w:r>
+        <w:t xml:space="preserve">the metastore has no volume, so</w:t>
+      </w:r>
+      <w:r>
+        <w:t xml:space="preserve"> </w:t>
+      </w:r>
+      <w:r>
+        <w:rPr>
+          <w:i/>
+          <w:iCs/>
+        </w:rPr>
+        <w:t xml:space="preserve">recreating</w:t>
+      </w:r>
+      <w:r>
+        <w:t xml:space="preserve"> </w:t>
+      </w:r>
+      <w:r>
+        <w:t xml:space="preserve">the</w:t>
+      </w:r>
+      <w:r>
+        <w:t xml:space="preserve"> </w:t>
+      </w:r>
+      <w:r>
+        <w:t xml:space="preserve">container (as opposed to restarting it) discards all Iceberg table metadata.</w:t>
+      </w:r>
+      <w:r>
+        <w:t xml:space="preserve"> </w:t>
+      </w:r>
+      <w:r>
+        <w:t xml:space="preserve">Presto will then show empty schemas until</w:t>
+      </w:r>
+      <w:r>
+        <w:t xml:space="preserve"> </w:t>
+      </w:r>
+      <w:r>
+        <w:rPr>
+          <w:rStyle w:val="VerbatimChar"/>
+        </w:rPr>
+        <w:t xml:space="preserve">docker compose up seed</w:t>
+      </w:r>
+      <w:r>
+        <w:t xml:space="preserve"> </w:t>
+      </w:r>
+      <w:r>
+        <w:t xml:space="preserve">repopulates</w:t>
+      </w:r>
+      <w:r>
+        <w:t xml:space="preserve"> </w:t>
+      </w:r>
+      <w:r>
+        <w:t xml:space="preserve">them — and any table you created by hand, such as the</w:t>
+      </w:r>
+      <w:r>
+        <w:t xml:space="preserve"> </w:t>
+      </w:r>
+      <w:r>
+        <w:rPr>
+          <w:rStyle w:val="VerbatimChar"/>
+        </w:rPr>
+        <w:t xml:space="preserve">iceberg_silver</w:t>
+      </w:r>
+      <w:r>
+        <w:t xml:space="preserve"> </w:t>
+      </w:r>
+      <w:r>
+        <w:t xml:space="preserve">fixture</w:t>
+      </w:r>
+      <w:r>
+        <w:t xml:space="preserve"> </w:t>
+      </w:r>
+      <w:r>
+        <w:t xml:space="preserve">in</w:t>
+      </w:r>
+      <w:r>
+        <w:t xml:space="preserve"> </w:t>
+      </w:r>
+      <w:hyperlink w:anchor="X5f5cbd4b8edb1577fe29ffb75ce4587f9f3e338">
+        <w:r>
+          <w:rPr>
+            <w:rStyle w:val="Hyperlink"/>
+          </w:rPr>
+          <w:t xml:space="preserve">Section 4.3</w:t>
+        </w:r>
+      </w:hyperlink>
+      <w:r>
+        <w:t xml:space="preserve">,</w:t>
+      </w:r>
+      <w:r>
+        <w:t xml:space="preserve"> </w:t>
+      </w:r>
+      <w:r>
+        <w:t xml:space="preserve">must be recreated too. Restarts are safe; recreates are not.</w:t>
+      </w:r>
+    </w:p>
+    <w:bookmarkEnd w:id="61"/>
+    <w:bookmarkStart w:id="62" w:name="analytical-down-after-stack-is-up"/>
+    <w:p>
+      <w:pPr>
+        <w:pStyle w:val="Heading3"/>
+      </w:pPr>
+      <w:r>
+        <w:rPr>
+          <w:rStyle w:val="VerbatimChar"/>
+        </w:rPr>
+        <w:t xml:space="preserve">analytical: down</w:t>
+      </w:r>
+      <w:r>
+        <w:t xml:space="preserve"> </w:t>
+      </w:r>
+      <w:r>
+        <w:t xml:space="preserve">after stack is up</w:t>
       </w:r>
     </w:p>
     <w:p>
@@ -8511,7 +9469,7 @@
         </w:numPr>
       </w:pPr>
       <w:r>
-        <w:t xml:space="preserve">Presto JVM is configured for 4 GB in</w:t>
+        <w:t xml:space="preserve">Confirm Presto is listening:</w:t>
       </w:r>
       <w:r>
         <w:t xml:space="preserve"> </w:t>
@@ -8520,10 +9478,7 @@
         <w:rPr>
           <w:rStyle w:val="VerbatimChar"/>
         </w:rPr>
-        <w:t xml:space="preserve">docker/presto/jvm.config</w:t>
-      </w:r>
-      <w:r>
-        <w:t xml:space="preserve">.</w:t>
+        <w:t xml:space="preserve">curl http://localhost:8081/v1/info</w:t>
       </w:r>
     </w:p>
     <w:p>
@@ -8535,7 +9490,16 @@
         </w:numPr>
       </w:pPr>
       <w:r>
-        <w:t xml:space="preserve">Increase Docker Desktop memory allocation if seed crashes mid-run.</w:t>
+        <w:t xml:space="preserve">Check seed completed:</w:t>
+      </w:r>
+      <w:r>
+        <w:t xml:space="preserve"> </w:t>
+      </w:r>
+      <w:r>
+        <w:rPr>
+          <w:rStyle w:val="VerbatimChar"/>
+        </w:rPr>
+        <w:t xml:space="preserve">docker compose logs seed</w:t>
       </w:r>
     </w:p>
     <w:p>
@@ -8547,35 +9511,33 @@
         </w:numPr>
       </w:pPr>
       <w:r>
-        <w:t xml:space="preserve">Re-run seed:</w:t>
-      </w:r>
-      <w:r>
-        <w:t xml:space="preserve"> </w:t>
-      </w:r>
-      <w:r>
-        <w:rPr>
-          <w:rStyle w:val="VerbatimChar"/>
-        </w:rPr>
-        <w:t xml:space="preserve">docker compose run --rm seed</w:t>
-      </w:r>
-    </w:p>
-    <w:bookmarkEnd w:id="60"/>
-    <w:bookmarkStart w:id="61" w:name="analytical-down-after-stack-is-up"/>
+        <w:t xml:space="preserve">Verify JDBC URL uses port</w:t>
+      </w:r>
+      <w:r>
+        <w:t xml:space="preserve"> </w:t>
+      </w:r>
+      <w:r>
+        <w:rPr>
+          <w:b/>
+          <w:bCs/>
+        </w:rPr>
+        <w:t xml:space="preserve">8081</w:t>
+      </w:r>
+      <w:r>
+        <w:t xml:space="preserve"> </w:t>
+      </w:r>
+      <w:r>
+        <w:t xml:space="preserve">from the host (mapped from container 8080).</w:t>
+      </w:r>
+    </w:p>
+    <w:bookmarkEnd w:id="62"/>
+    <w:bookmarkStart w:id="63" w:name="X66e6995fc673b9fd8bdc8dbd93a7449ea115d86"/>
     <w:p>
       <w:pPr>
         <w:pStyle w:val="Heading3"/>
       </w:pPr>
       <w:r>
-        <w:rPr>
-          <w:rStyle w:val="VerbatimChar"/>
-        </w:rPr>
-        <w:t xml:space="preserve">analytical: down</w:t>
-      </w:r>
-      <w:r>
-        <w:t xml:space="preserve"> </w:t>
-      </w:r>
-      <w:r>
-        <w:t xml:space="preserve">after stack is up</w:t>
+        <w:t xml:space="preserve">Frontend cannot reach backend (CORS / network errors)</w:t>
       </w:r>
     </w:p>
     <w:p>
@@ -8587,16 +9549,44 @@
         </w:numPr>
       </w:pPr>
       <w:r>
-        <w:t xml:space="preserve">Confirm Presto is listening:</w:t>
-      </w:r>
-      <w:r>
-        <w:t xml:space="preserve"> </w:t>
-      </w:r>
-      <w:r>
         <w:rPr>
           <w:rStyle w:val="VerbatimChar"/>
         </w:rPr>
-        <w:t xml:space="preserve">curl http://localhost:8081/v1/info</w:t>
+        <w:t xml:space="preserve">NEXT_PUBLIC_API_BASE</w:t>
+      </w:r>
+      <w:r>
+        <w:t xml:space="preserve"> </w:t>
+      </w:r>
+      <w:r>
+        <w:t xml:space="preserve">must be the URL the</w:t>
+      </w:r>
+      <w:r>
+        <w:t xml:space="preserve"> </w:t>
+      </w:r>
+      <w:r>
+        <w:rPr>
+          <w:b/>
+          <w:bCs/>
+        </w:rPr>
+        <w:t xml:space="preserve">browser</w:t>
+      </w:r>
+      <w:r>
+        <w:t xml:space="preserve"> </w:t>
+      </w:r>
+      <w:r>
+        <w:t xml:space="preserve">uses — not</w:t>
+      </w:r>
+      <w:r>
+        <w:t xml:space="preserve"> </w:t>
+      </w:r>
+      <w:r>
+        <w:rPr>
+          <w:rStyle w:val="VerbatimChar"/>
+        </w:rPr>
+        <w:t xml:space="preserve">http://srse-backend:8080</w:t>
+      </w:r>
+      <w:r>
+        <w:t xml:space="preserve">.</w:t>
       </w:r>
     </w:p>
     <w:p>
@@ -8608,16 +9598,16 @@
         </w:numPr>
       </w:pPr>
       <w:r>
-        <w:t xml:space="preserve">Check seed completed:</w:t>
-      </w:r>
-      <w:r>
-        <w:t xml:space="preserve"> </w:t>
-      </w:r>
-      <w:r>
         <w:rPr>
           <w:rStyle w:val="VerbatimChar"/>
         </w:rPr>
-        <w:t xml:space="preserve">docker compose logs seed</w:t>
+        <w:t xml:space="preserve">SRSE_FRONTEND_ORIGINS</w:t>
+      </w:r>
+      <w:r>
+        <w:t xml:space="preserve"> </w:t>
+      </w:r>
+      <w:r>
+        <w:t xml:space="preserve">must include the exact frontend origin (scheme + host + port).</w:t>
       </w:r>
     </w:p>
     <w:p>
@@ -8629,137 +9619,48 @@
         </w:numPr>
       </w:pPr>
       <w:r>
-        <w:t xml:space="preserve">Verify JDBC URL uses port</w:t>
-      </w:r>
-      <w:r>
-        <w:t xml:space="preserve"> </w:t>
-      </w:r>
-      <w:r>
-        <w:rPr>
-          <w:b/>
-          <w:bCs/>
-        </w:rPr>
-        <w:t xml:space="preserve">8081</w:t>
-      </w:r>
-      <w:r>
-        <w:t xml:space="preserve"> </w:t>
-      </w:r>
-      <w:r>
-        <w:t xml:space="preserve">from the host (mapped from container 8080).</w:t>
-      </w:r>
-    </w:p>
-    <w:bookmarkEnd w:id="61"/>
-    <w:bookmarkStart w:id="62" w:name="X66e6995fc673b9fd8bdc8dbd93a7449ea115d86"/>
+        <w:t xml:space="preserve">After changing</w:t>
+      </w:r>
+      <w:r>
+        <w:t xml:space="preserve"> </w:t>
+      </w:r>
+      <w:r>
+        <w:rPr>
+          <w:rStyle w:val="VerbatimChar"/>
+        </w:rPr>
+        <w:t xml:space="preserve">NEXT_PUBLIC_*</w:t>
+      </w:r>
+      <w:r>
+        <w:t xml:space="preserve">, rebuild the frontend container.</w:t>
+      </w:r>
+    </w:p>
+    <w:bookmarkEnd w:id="63"/>
+    <w:bookmarkStart w:id="64" w:name="maven-mockito-test-failures"/>
     <w:p>
       <w:pPr>
         <w:pStyle w:val="Heading3"/>
       </w:pPr>
       <w:r>
-        <w:t xml:space="preserve">Frontend cannot reach backend (CORS / network errors)</w:t>
-      </w:r>
-    </w:p>
-    <w:p>
-      <w:pPr>
-        <w:pStyle w:val="Compact"/>
-        <w:numPr>
-          <w:ilvl w:val="0"/>
-          <w:numId w:val="1013"/>
-        </w:numPr>
+        <w:t xml:space="preserve">Maven / Mockito test failures</w:t>
+      </w:r>
+    </w:p>
+    <w:p>
+      <w:pPr>
+        <w:pStyle w:val="SourceCode"/>
       </w:pPr>
       <w:r>
         <w:rPr>
           <w:rStyle w:val="VerbatimChar"/>
         </w:rPr>
-        <w:t xml:space="preserve">NEXT_PUBLIC_API_BASE</w:t>
-      </w:r>
-      <w:r>
-        <w:t xml:space="preserve"> </w:t>
-      </w:r>
-      <w:r>
-        <w:t xml:space="preserve">must be the URL the</w:t>
-      </w:r>
-      <w:r>
-        <w:t xml:space="preserve"> </w:t>
-      </w:r>
-      <w:r>
-        <w:rPr>
-          <w:b/>
-          <w:bCs/>
-        </w:rPr>
-        <w:t xml:space="preserve">browser</w:t>
-      </w:r>
-      <w:r>
-        <w:t xml:space="preserve"> </w:t>
-      </w:r>
-      <w:r>
-        <w:t xml:space="preserve">uses — not</w:t>
-      </w:r>
-      <w:r>
-        <w:t xml:space="preserve"> </w:t>
-      </w:r>
-      <w:r>
-        <w:rPr>
-          <w:rStyle w:val="VerbatimChar"/>
-        </w:rPr>
-        <w:t xml:space="preserve">http://srse-backend:8080</w:t>
-      </w:r>
-      <w:r>
-        <w:t xml:space="preserve">.</w:t>
-      </w:r>
-    </w:p>
-    <w:p>
-      <w:pPr>
-        <w:pStyle w:val="Compact"/>
-        <w:numPr>
-          <w:ilvl w:val="0"/>
-          <w:numId w:val="1013"/>
-        </w:numPr>
-      </w:pPr>
-      <w:r>
-        <w:rPr>
-          <w:rStyle w:val="VerbatimChar"/>
-        </w:rPr>
-        <w:t xml:space="preserve">SRSE_FRONTEND_ORIGINS</w:t>
-      </w:r>
-      <w:r>
-        <w:t xml:space="preserve"> </w:t>
-      </w:r>
-      <w:r>
-        <w:t xml:space="preserve">must include the exact frontend origin (scheme + host + port).</w:t>
-      </w:r>
-    </w:p>
-    <w:p>
-      <w:pPr>
-        <w:pStyle w:val="Compact"/>
-        <w:numPr>
-          <w:ilvl w:val="0"/>
-          <w:numId w:val="1013"/>
-        </w:numPr>
-      </w:pPr>
-      <w:r>
-        <w:t xml:space="preserve">After changing</w:t>
-      </w:r>
-      <w:r>
-        <w:t xml:space="preserve"> </w:t>
-      </w:r>
-      <w:r>
-        <w:rPr>
-          <w:rStyle w:val="VerbatimChar"/>
-        </w:rPr>
-        <w:t xml:space="preserve">NEXT_PUBLIC_*</w:t>
-      </w:r>
-      <w:r>
-        <w:t xml:space="preserve">, rebuild the frontend container.</w:t>
-      </w:r>
-    </w:p>
-    <w:bookmarkEnd w:id="62"/>
-    <w:bookmarkStart w:id="63" w:name="maven-mockito-test-failures"/>
-    <w:p>
-      <w:pPr>
-        <w:pStyle w:val="Heading3"/>
-      </w:pPr>
-      <w:r>
-        <w:t xml:space="preserve">Maven / Mockito test failures</w:t>
+        <w:t xml:space="preserve">Detected JDK version 25... is not in the allowed range [17,18)</w:t>
+      </w:r>
+    </w:p>
+    <w:p>
+      <w:pPr>
+        <w:pStyle w:val="FirstParagraph"/>
+      </w:pPr>
+      <w:r>
+        <w:t xml:space="preserve">Pin Java 17:</w:t>
       </w:r>
     </w:p>
     <w:p>
@@ -8768,25 +9669,6 @@
       </w:pPr>
       <w:r>
         <w:rPr>
-          <w:rStyle w:val="VerbatimChar"/>
-        </w:rPr>
-        <w:t xml:space="preserve">Detected JDK version 25... is not in the allowed range [17,18)</w:t>
-      </w:r>
-    </w:p>
-    <w:p>
-      <w:pPr>
-        <w:pStyle w:val="FirstParagraph"/>
-      </w:pPr>
-      <w:r>
-        <w:t xml:space="preserve">Pin Java 17:</w:t>
-      </w:r>
-    </w:p>
-    <w:p>
-      <w:pPr>
-        <w:pStyle w:val="SourceCode"/>
-      </w:pPr>
-      <w:r>
-        <w:rPr>
           <w:rStyle w:val="BuiltInTok"/>
         </w:rPr>
         <w:t xml:space="preserve">export</w:t>
@@ -8846,8 +9728,8 @@
         <w:t xml:space="preserve">)</w:t>
       </w:r>
     </w:p>
-    <w:bookmarkEnd w:id="63"/>
-    <w:bookmarkStart w:id="64" w:name="port-conflicts"/>
+    <w:bookmarkEnd w:id="64"/>
+    <w:bookmarkStart w:id="65" w:name="port-conflicts"/>
     <w:p>
       <w:pPr>
         <w:pStyle w:val="Heading3"/>
@@ -9082,8 +9964,8 @@
         </w:tc>
       </w:tr>
     </w:tbl>
-    <w:bookmarkEnd w:id="64"/>
-    <w:bookmarkStart w:id="65" w:name="client-dev-field-mappings-show-change_me"/>
+    <w:bookmarkEnd w:id="65"/>
+    <w:bookmarkStart w:id="66" w:name="client-dev-field-mappings-show-change_me"/>
     <w:p>
       <w:pPr>
         <w:pStyle w:val="Heading3"/>
@@ -9124,8 +10006,8 @@
         <w:t xml:space="preserve">or use Admin → Field mappings once Lovadeep confirms physical names.</w:t>
       </w:r>
     </w:p>
-    <w:bookmarkEnd w:id="65"/>
-    <w:bookmarkStart w:id="66" w:name="rajsewadwar-auth-rejects-requests"/>
+    <w:bookmarkEnd w:id="66"/>
+    <w:bookmarkStart w:id="67" w:name="rajsewadwar-auth-rejects-requests"/>
     <w:p>
       <w:pPr>
         <w:pStyle w:val="Heading3"/>
@@ -9176,9 +10058,9 @@
         </w:pict>
       </w:r>
     </w:p>
-    <w:bookmarkEnd w:id="66"/>
     <w:bookmarkEnd w:id="67"/>
-    <w:bookmarkStart w:id="72" w:name="configuration-reference"/>
+    <w:bookmarkEnd w:id="68"/>
+    <w:bookmarkStart w:id="73" w:name="configuration-reference"/>
     <w:p>
       <w:pPr>
         <w:pStyle w:val="Heading2"/>
@@ -9187,7 +10069,7 @@
         <w:t xml:space="preserve">11. Configuration reference</w:t>
       </w:r>
     </w:p>
-    <w:bookmarkStart w:id="68" w:name="file-map"/>
+    <w:bookmarkStart w:id="69" w:name="file-map"/>
     <w:p>
       <w:pPr>
         <w:pStyle w:val="Heading3"/>
@@ -9451,8 +10333,8 @@
         </w:tc>
       </w:tr>
     </w:tbl>
-    <w:bookmarkEnd w:id="68"/>
-    <w:bookmarkStart w:id="69" w:name="spring-profiles"/>
+    <w:bookmarkEnd w:id="69"/>
+    <w:bookmarkStart w:id="70" w:name="spring-profiles"/>
     <w:p>
       <w:pPr>
         <w:pStyle w:val="Heading3"/>
@@ -9616,8 +10498,8 @@
         <w:t xml:space="preserve">, not Spring profile.</w:t>
       </w:r>
     </w:p>
-    <w:bookmarkEnd w:id="69"/>
-    <w:bookmarkStart w:id="70" w:name="default-local-urls-summary"/>
+    <w:bookmarkEnd w:id="70"/>
+    <w:bookmarkStart w:id="71" w:name="default-local-urls-summary"/>
     <w:p>
       <w:pPr>
         <w:pStyle w:val="Heading3"/>
@@ -9691,8 +10573,8 @@
         <w:t xml:space="preserve">DB2:          localhost:50000  (db2inst1 / srse_local_pw)</w:t>
       </w:r>
     </w:p>
-    <w:bookmarkEnd w:id="70"/>
-    <w:bookmarkStart w:id="71" w:name="support-contacts-open-items"/>
+    <w:bookmarkEnd w:id="71"/>
+    <w:bookmarkStart w:id="72" w:name="support-contacts-open-items"/>
     <w:p>
       <w:pPr>
         <w:pStyle w:val="Heading3"/>
@@ -9859,9 +10741,9 @@
         <w:t xml:space="preserve">(SonarQube automation + zero open issues).</w:t>
       </w:r>
     </w:p>
-    <w:bookmarkEnd w:id="71"/>
     <w:bookmarkEnd w:id="72"/>
     <w:bookmarkEnd w:id="73"/>
+    <w:bookmarkEnd w:id="74"/>
     <w:sectPr>
       <w:footnotePr>
         <w:numRestart w:val="eachSect"/>
@@ -10359,9 +11241,6 @@
     <w:abstractNumId w:val="991"/>
   </w:num>
   <w:num w:numId="1012">
-    <w:abstractNumId w:val="991"/>
-  </w:num>
-  <w:num w:numId="1013">
     <w:abstractNumId w:val="991"/>
   </w:num>
 </w:numbering>

--- a/docs/CONFIGURATION_GUIDE.docx
+++ b/docs/CONFIGURATION_GUIDE.docx
@@ -9965,45 +9965,315 @@
       </w:tr>
     </w:tbl>
     <w:bookmarkEnd w:id="65"/>
-    <w:bookmarkStart w:id="66" w:name="client-dev-field-mappings-show-change_me"/>
+    <w:bookmarkStart w:id="66" w:name="X710100d2b4af61efe31bb61f6b8e9596bae7a1b"/>
     <w:p>
       <w:pPr>
         <w:pStyle w:val="Heading3"/>
       </w:pPr>
       <w:r>
-        <w:t xml:space="preserve">Client Dev: field mappings show</w:t>
-      </w:r>
-      <w:r>
-        <w:t xml:space="preserve"> </w:t>
-      </w:r>
-      <w:r>
         <w:rPr>
           <w:rStyle w:val="VerbatimChar"/>
         </w:rPr>
+        <w:t xml:space="preserve">503</w:t>
+      </w:r>
+      <w:r>
+        <w:t xml:space="preserve"> </w:t>
+      </w:r>
+      <w:r>
+        <w:t xml:space="preserve">—</w:t>
+      </w:r>
+      <w:r>
+        <w:t xml:space="preserve"> </w:t>
+      </w:r>
+      <w:r>
+        <w:t xml:space="preserve">“Field</w:t>
+      </w:r>
+      <w:r>
+        <w:t xml:space="preserve"> </w:t>
+      </w:r>
+      <w:r>
+        <w:t xml:space="preserve">‘x’</w:t>
+      </w:r>
+      <w:r>
+        <w:t xml:space="preserve"> </w:t>
+      </w:r>
+      <w:r>
+        <w:t xml:space="preserve">has no physical mapping for this environment yet”</w:t>
+      </w:r>
+    </w:p>
+    <w:p>
+      <w:pPr>
+        <w:pStyle w:val="FirstParagraph"/>
+      </w:pPr>
+      <w:r>
+        <w:t xml:space="preserve">The Golden Layer column names have not been bound yet: the LIVE mapping is still</w:t>
+      </w:r>
+      <w:r>
+        <w:t xml:space="preserve"> </w:t>
+      </w:r>
+      <w:r>
+        <w:t xml:space="preserve">the shipped</w:t>
+      </w:r>
+      <w:r>
+        <w:t xml:space="preserve"> </w:t>
+      </w:r>
+      <w:r>
+        <w:rPr>
+          <w:rStyle w:val="VerbatimChar"/>
+        </w:rPr>
         <w:t xml:space="preserve">CHANGE_ME</w:t>
       </w:r>
+      <w:r>
+        <w:t xml:space="preserve"> </w:t>
+      </w:r>
+      <w:r>
+        <w:t xml:space="preserve">placeholder. Expected on a fresh client deployment —</w:t>
+      </w:r>
+      <w:r>
+        <w:t xml:space="preserve"> </w:t>
+      </w:r>
+      <w:r>
+        <w:t xml:space="preserve">nothing is broken, the environment is simply not finished being configured.</w:t>
+      </w:r>
+    </w:p>
+    <w:p>
+      <w:pPr>
+        <w:pStyle w:val="BodyText"/>
+      </w:pPr>
+      <w:r>
+        <w:t xml:space="preserve">Fix it in either place:</w:t>
+      </w:r>
+    </w:p>
+    <w:p>
+      <w:pPr>
+        <w:pStyle w:val="Compact"/>
+        <w:numPr>
+          <w:ilvl w:val="0"/>
+          <w:numId w:val="1013"/>
+        </w:numPr>
+      </w:pPr>
+      <w:r>
+        <w:rPr>
+          <w:b/>
+          <w:bCs/>
+        </w:rPr>
+        <w:t xml:space="preserve">Admin page</w:t>
+      </w:r>
+      <w:r>
+        <w:t xml:space="preserve"> </w:t>
+      </w:r>
+      <w:r>
+        <w:t xml:space="preserve">(no redeploy) —</w:t>
+      </w:r>
+      <w:r>
+        <w:t xml:space="preserve"> </w:t>
+      </w:r>
+      <w:r>
+        <w:rPr>
+          <w:rStyle w:val="VerbatimChar"/>
+        </w:rPr>
+        <w:t xml:space="preserve">/admin456</w:t>
+      </w:r>
+      <w:r>
+        <w:t xml:space="preserve"> </w:t>
+      </w:r>
+      <w:r>
+        <w:t xml:space="preserve">→</w:t>
+      </w:r>
+      <w:r>
+        <w:t xml:space="preserve"> </w:t>
+      </w:r>
+      <w:r>
+        <w:rPr>
+          <w:i/>
+          <w:iCs/>
+        </w:rPr>
+        <w:t xml:space="preserve">Field → catalog/schema/table/column</w:t>
+      </w:r>
+      <w:r>
+        <w:rPr>
+          <w:i/>
+          <w:iCs/>
+        </w:rPr>
+        <w:t xml:space="preserve"> </w:t>
+      </w:r>
+      <w:r>
+        <w:rPr>
+          <w:i/>
+          <w:iCs/>
+        </w:rPr>
+        <w:t xml:space="preserve">mappings</w:t>
+      </w:r>
+      <w:r>
+        <w:t xml:space="preserve"> </w:t>
+      </w:r>
+      <w:r>
+        <w:t xml:space="preserve">→ switch to</w:t>
+      </w:r>
+      <w:r>
+        <w:t xml:space="preserve"> </w:t>
+      </w:r>
+      <w:r>
+        <w:rPr>
+          <w:b/>
+          <w:bCs/>
+        </w:rPr>
+        <w:t xml:space="preserve">Live</w:t>
+      </w:r>
+      <w:r>
+        <w:t xml:space="preserve">. Every unbound field is flagged</w:t>
+      </w:r>
+      <w:r>
+        <w:t xml:space="preserve"> </w:t>
+      </w:r>
+      <w:r>
+        <w:rPr>
+          <w:b/>
+          <w:bCs/>
+        </w:rPr>
+        <w:t xml:space="preserve">⚠ not configured</w:t>
+      </w:r>
+      <w:r>
+        <w:t xml:space="preserve">, with a count at the top of the panel. Use</w:t>
+      </w:r>
+      <w:r>
+        <w:t xml:space="preserve"> </w:t>
+      </w:r>
+      <w:r>
+        <w:rPr>
+          <w:i/>
+          <w:iCs/>
+        </w:rPr>
+        <w:t xml:space="preserve">Pick from lakehouse…</w:t>
+      </w:r>
+      <w:r>
+        <w:t xml:space="preserve"> </w:t>
+      </w:r>
+      <w:r>
+        <w:t xml:space="preserve">to build each fully-qualified reference.</w:t>
+      </w:r>
+    </w:p>
+    <w:p>
+      <w:pPr>
+        <w:pStyle w:val="Compact"/>
+        <w:numPr>
+          <w:ilvl w:val="0"/>
+          <w:numId w:val="1013"/>
+        </w:numPr>
+      </w:pPr>
+      <w:r>
+        <w:rPr>
+          <w:rStyle w:val="VerbatimChar"/>
+          <w:b/>
+          <w:bCs/>
+        </w:rPr>
+        <w:t xml:space="preserve">field-catalog-seed.yml</w:t>
+      </w:r>
+      <w:r>
+        <w:t xml:space="preserve"> </w:t>
+      </w:r>
+      <w:r>
+        <w:t xml:space="preserve">— replace the</w:t>
+      </w:r>
+      <w:r>
+        <w:t xml:space="preserve"> </w:t>
+      </w:r>
+      <w:r>
+        <w:rPr>
+          <w:rStyle w:val="VerbatimChar"/>
+        </w:rPr>
+        <w:t xml:space="preserve">CHANGE_ME.*</w:t>
+      </w:r>
+      <w:r>
+        <w:t xml:space="preserve"> </w:t>
+      </w:r>
+      <w:r>
+        <w:t xml:space="preserve">entries. Note the seed</w:t>
+      </w:r>
+      <w:r>
+        <w:t xml:space="preserve"> </w:t>
+      </w:r>
+      <w:r>
+        <w:t xml:space="preserve">only inserts rows that do not exist yet, so this affects new deployments; an</w:t>
+      </w:r>
+      <w:r>
+        <w:t xml:space="preserve"> </w:t>
+      </w:r>
+      <w:r>
+        <w:t xml:space="preserve">environment that has already booted must be corrected through the Admin page.</w:t>
+      </w:r>
     </w:p>
     <w:p>
       <w:pPr>
         <w:pStyle w:val="FirstParagraph"/>
       </w:pPr>
       <w:r>
-        <w:t xml:space="preserve">Golden Layer column names are not yet configured. Update</w:t>
-      </w:r>
-      <w:r>
-        <w:t xml:space="preserve"> </w:t>
-      </w:r>
+        <w:rPr>
+          <w:b/>
+          <w:bCs/>
+        </w:rPr>
+        <w:t xml:space="preserve">If you are on an older build</w:t>
+      </w:r>
+      <w:r>
+        <w:t xml:space="preserve">, the same misconfiguration surfaced very</w:t>
+      </w:r>
+      <w:r>
+        <w:t xml:space="preserve"> </w:t>
+      </w:r>
+      <w:r>
+        <w:t xml:space="preserve">differently and far less helpfully:</w:t>
+      </w:r>
+    </w:p>
+    <w:p>
+      <w:pPr>
+        <w:pStyle w:val="SourceCode"/>
+      </w:pPr>
       <w:r>
         <w:rPr>
           <w:rStyle w:val="VerbatimChar"/>
         </w:rPr>
-        <w:t xml:space="preserve">field-catalog-seed.yml</w:t>
-      </w:r>
-      <w:r>
-        <w:t xml:space="preserve"> </w:t>
-      </w:r>
-      <w:r>
-        <w:t xml:space="preserve">or use Admin → Field mappings once Lovadeep confirms physical names.</w:t>
+        <w:t xml:space="preserve">Decision service error 500: Query failed:</w:t>
+      </w:r>
+      <w:r>
+        <w:br/>
+      </w:r>
+      <w:r>
+        <w:rPr>
+          <w:rStyle w:val="VerbatimChar"/>
+        </w:rPr>
+        <w:t xml:space="preserve">Table silver_data.jan_aadhaar_txn.change_me does not exist</w:t>
+      </w:r>
+    </w:p>
+    <w:p>
+      <w:pPr>
+        <w:pStyle w:val="FirstParagraph"/>
+      </w:pPr>
+      <w:r>
+        <w:t xml:space="preserve">The placeholder was emitted into SQL as a table name, and Presto resolved it</w:t>
+      </w:r>
+      <w:r>
+        <w:t xml:space="preserve"> </w:t>
+      </w:r>
+      <w:r>
+        <w:t xml:space="preserve">against the connection’s default catalog/schema. The table it names has never</w:t>
+      </w:r>
+      <w:r>
+        <w:t xml:space="preserve"> </w:t>
+      </w:r>
+      <w:r>
+        <w:t xml:space="preserve">been configured anywhere — it is the literal placeholder — so it does not appear</w:t>
+      </w:r>
+      <w:r>
+        <w:t xml:space="preserve"> </w:t>
+      </w:r>
+      <w:r>
+        <w:t xml:space="preserve">in the Admin registry and searching for it leads nowhere. The resolver now</w:t>
+      </w:r>
+      <w:r>
+        <w:t xml:space="preserve"> </w:t>
+      </w:r>
+      <w:r>
+        <w:t xml:space="preserve">refuses to hand a placeholder to the compiler, so this cannot happen.</w:t>
       </w:r>
     </w:p>
     <w:bookmarkEnd w:id="66"/>
@@ -11241,6 +11511,9 @@
     <w:abstractNumId w:val="991"/>
   </w:num>
   <w:num w:numId="1012">
+    <w:abstractNumId w:val="991"/>
+  </w:num>
+  <w:num w:numId="1013">
     <w:abstractNumId w:val="991"/>
   </w:num>
 </w:numbering>

--- a/docs/CONFIGURATION_GUIDE.docx
+++ b/docs/CONFIGURATION_GUIDE.docx
@@ -28,7 +28,7 @@
         </w:p>
       </w:sdtContent>
     </w:sdt>
-    <w:bookmarkStart w:id="74" w:name="srse-configuration-guide"/>
+    <w:bookmarkStart w:id="75" w:name="srse-configuration-guide"/>
     <w:p>
       <w:pPr>
         <w:pStyle w:val="Heading1"/>
@@ -8392,7 +8392,7 @@
     </w:p>
     <w:bookmarkEnd w:id="57"/>
     <w:bookmarkEnd w:id="58"/>
-    <w:bookmarkStart w:id="68" w:name="troubleshooting"/>
+    <w:bookmarkStart w:id="69" w:name="troubleshooting"/>
     <w:p>
       <w:pPr>
         <w:pStyle w:val="Heading2"/>
@@ -9965,7 +9965,7 @@
       </w:tr>
     </w:tbl>
     <w:bookmarkEnd w:id="65"/>
-    <w:bookmarkStart w:id="66" w:name="X710100d2b4af61efe31bb61f6b8e9596bae7a1b"/>
+    <w:bookmarkStart w:id="66" w:name="X684879b1485514748165ffdbe208ae81daba74d"/>
     <w:p>
       <w:pPr>
         <w:pStyle w:val="Heading3"/>
@@ -9974,31 +9974,7 @@
         <w:rPr>
           <w:rStyle w:val="VerbatimChar"/>
         </w:rPr>
-        <w:t xml:space="preserve">503</w:t>
-      </w:r>
-      <w:r>
-        <w:t xml:space="preserve"> </w:t>
-      </w:r>
-      <w:r>
-        <w:t xml:space="preserve">—</w:t>
-      </w:r>
-      <w:r>
-        <w:t xml:space="preserve"> </w:t>
-      </w:r>
-      <w:r>
-        <w:t xml:space="preserve">“Field</w:t>
-      </w:r>
-      <w:r>
-        <w:t xml:space="preserve"> </w:t>
-      </w:r>
-      <w:r>
-        <w:t xml:space="preserve">‘x’</w:t>
-      </w:r>
-      <w:r>
-        <w:t xml:space="preserve"> </w:t>
-      </w:r>
-      <w:r>
-        <w:t xml:space="preserve">has no physical mapping for this environment yet”</w:t>
+        <w:t xml:space="preserve">500 Query failed: User defined type is not supported</w:t>
       </w:r>
     </w:p>
     <w:p>
@@ -10006,34 +9982,49 @@
         <w:pStyle w:val="FirstParagraph"/>
       </w:pPr>
       <w:r>
-        <w:t xml:space="preserve">The Golden Layer column names have not been bound yet: the LIVE mapping is still</w:t>
-      </w:r>
-      <w:r>
-        <w:t xml:space="preserve"> </w:t>
-      </w:r>
-      <w:r>
-        <w:t xml:space="preserve">the shipped</w:t>
-      </w:r>
-      <w:r>
-        <w:t xml:space="preserve"> </w:t>
-      </w:r>
-      <w:r>
-        <w:rPr>
-          <w:rStyle w:val="VerbatimChar"/>
-        </w:rPr>
-        <w:t xml:space="preserve">CHANGE_ME</w:t>
-      </w:r>
-      <w:r>
-        <w:t xml:space="preserve"> </w:t>
-      </w:r>
-      <w:r>
-        <w:t xml:space="preserve">placeholder. Expected on a fresh client deployment —</w:t>
-      </w:r>
-      <w:r>
-        <w:t xml:space="preserve"> </w:t>
-      </w:r>
-      <w:r>
-        <w:t xml:space="preserve">nothing is broken, the environment is simply not finished being configured.</w:t>
+        <w:t xml:space="preserve">Reported from a client deployment. This message comes from the</w:t>
+      </w:r>
+      <w:r>
+        <w:t xml:space="preserve"> </w:t>
+      </w:r>
+      <w:r>
+        <w:rPr>
+          <w:b/>
+          <w:bCs/>
+        </w:rPr>
+        <w:t xml:space="preserve">lakehouse</w:t>
+      </w:r>
+      <w:r>
+        <w:rPr>
+          <w:b/>
+          <w:bCs/>
+        </w:rPr>
+        <w:t xml:space="preserve"> </w:t>
+      </w:r>
+      <w:r>
+        <w:rPr>
+          <w:b/>
+          <w:bCs/>
+        </w:rPr>
+        <w:t xml:space="preserve">engine, not from SRSE</w:t>
+      </w:r>
+      <w:r>
+        <w:t xml:space="preserve"> </w:t>
+      </w:r>
+      <w:r>
+        <w:t xml:space="preserve">— it is watsonx.data/Presto refusing to map a column</w:t>
+      </w:r>
+      <w:r>
+        <w:t xml:space="preserve"> </w:t>
+      </w:r>
+      <w:r>
+        <w:t xml:space="preserve">type, and it appears in none of SRSE’s own dependencies. SRSE’s SQL is valid;</w:t>
+      </w:r>
+      <w:r>
+        <w:t xml:space="preserve"> </w:t>
+      </w:r>
+      <w:r>
+        <w:t xml:space="preserve">the engine cannot represent one of the types involved.</w:t>
       </w:r>
     </w:p>
     <w:p>
@@ -10041,7 +10032,35 @@
         <w:pStyle w:val="BodyText"/>
       </w:pPr>
       <w:r>
-        <w:t xml:space="preserve">Fix it in either place:</w:t>
+        <w:t xml:space="preserve">The error response now includes the failing query, e.g.</w:t>
+      </w:r>
+    </w:p>
+    <w:p>
+      <w:pPr>
+        <w:pStyle w:val="SourceCode"/>
+      </w:pPr>
+      <w:r>
+        <w:rPr>
+          <w:rStyle w:val="VerbatimChar"/>
+        </w:rPr>
+        <w:t xml:space="preserve">Query failed: User defined type is not supported — failing query:</w:t>
+      </w:r>
+      <w:r>
+        <w:br/>
+      </w:r>
+      <w:r>
+        <w:rPr>
+          <w:rStyle w:val="VerbatimChar"/>
+        </w:rPr>
+        <w:t xml:space="preserve">SELECT COUNT(*) FROM &lt;catalog&gt;.&lt;schema&gt;.&lt;table&gt; WHERE (...gender IN (?) ...)</w:t>
+      </w:r>
+    </w:p>
+    <w:p>
+      <w:pPr>
+        <w:pStyle w:val="FirstParagraph"/>
+      </w:pPr>
+      <w:r>
+        <w:t xml:space="preserve">Use it to narrow things down, in this order:</w:t>
       </w:r>
     </w:p>
     <w:p>
@@ -10057,100 +10076,85 @@
           <w:b/>
           <w:bCs/>
         </w:rPr>
-        <w:t xml:space="preserve">Admin page</w:t>
-      </w:r>
-      <w:r>
-        <w:t xml:space="preserve"> </w:t>
-      </w:r>
-      <w:r>
-        <w:t xml:space="preserve">(no redeploy) —</w:t>
-      </w:r>
-      <w:r>
-        <w:t xml:space="preserve"> </w:t>
-      </w:r>
-      <w:r>
-        <w:rPr>
-          <w:rStyle w:val="VerbatimChar"/>
-        </w:rPr>
-        <w:t xml:space="preserve">/admin456</w:t>
-      </w:r>
-      <w:r>
-        <w:t xml:space="preserve"> </w:t>
-      </w:r>
-      <w:r>
-        <w:t xml:space="preserve">→</w:t>
-      </w:r>
-      <w:r>
-        <w:t xml:space="preserve"> </w:t>
-      </w:r>
-      <w:r>
-        <w:rPr>
-          <w:i/>
-          <w:iCs/>
-        </w:rPr>
-        <w:t xml:space="preserve">Field → catalog/schema/table/column</w:t>
-      </w:r>
-      <w:r>
-        <w:rPr>
-          <w:i/>
-          <w:iCs/>
-        </w:rPr>
-        <w:t xml:space="preserve"> </w:t>
-      </w:r>
-      <w:r>
-        <w:rPr>
-          <w:i/>
-          <w:iCs/>
-        </w:rPr>
-        <w:t xml:space="preserve">mappings</w:t>
-      </w:r>
-      <w:r>
-        <w:t xml:space="preserve"> </w:t>
-      </w:r>
-      <w:r>
-        <w:t xml:space="preserve">→ switch to</w:t>
-      </w:r>
-      <w:r>
-        <w:t xml:space="preserve"> </w:t>
-      </w:r>
-      <w:r>
-        <w:rPr>
-          <w:b/>
-          <w:bCs/>
-        </w:rPr>
-        <w:t xml:space="preserve">Live</w:t>
-      </w:r>
-      <w:r>
-        <w:t xml:space="preserve">. Every unbound field is flagged</w:t>
-      </w:r>
-      <w:r>
-        <w:t xml:space="preserve"> </w:t>
-      </w:r>
-      <w:r>
-        <w:rPr>
-          <w:b/>
-          <w:bCs/>
-        </w:rPr>
-        <w:t xml:space="preserve">⚠ not configured</w:t>
-      </w:r>
-      <w:r>
-        <w:t xml:space="preserve">, with a count at the top of the panel. Use</w:t>
-      </w:r>
-      <w:r>
-        <w:t xml:space="preserve"> </w:t>
-      </w:r>
-      <w:r>
-        <w:rPr>
-          <w:i/>
-          <w:iCs/>
-        </w:rPr>
-        <w:t xml:space="preserve">Pick from lakehouse…</w:t>
-      </w:r>
-      <w:r>
-        <w:t xml:space="preserve"> </w:t>
-      </w:r>
-      <w:r>
-        <w:t xml:space="preserve">to build each fully-qualified reference.</w:t>
+        <w:t xml:space="preserve">Which query failed?</w:t>
+      </w:r>
+      <w:r>
+        <w:t xml:space="preserve"> </w:t>
+      </w:r>
+      <w:r>
+        <w:t xml:space="preserve">A Preview runs two — a</w:t>
+      </w:r>
+      <w:r>
+        <w:t xml:space="preserve"> </w:t>
+      </w:r>
+      <w:r>
+        <w:rPr>
+          <w:rStyle w:val="VerbatimChar"/>
+        </w:rPr>
+        <w:t xml:space="preserve">COUNT(*)</w:t>
+      </w:r>
+      <w:r>
+        <w:t xml:space="preserve"> </w:t>
+      </w:r>
+      <w:r>
+        <w:t xml:space="preserve">and a breakdown</w:t>
+      </w:r>
+      <w:r>
+        <w:t xml:space="preserve"> </w:t>
+      </w:r>
+      <w:r>
+        <w:t xml:space="preserve">(</w:t>
+      </w:r>
+      <w:r>
+        <w:rPr>
+          <w:rStyle w:val="VerbatimChar"/>
+        </w:rPr>
+        <w:t xml:space="preserve">district</w:t>
+      </w:r>
+      <w:r>
+        <w:t xml:space="preserve">,</w:t>
+      </w:r>
+      <w:r>
+        <w:t xml:space="preserve"> </w:t>
+      </w:r>
+      <w:r>
+        <w:rPr>
+          <w:rStyle w:val="VerbatimChar"/>
+        </w:rPr>
+        <w:t xml:space="preserve">gender</w:t>
+      </w:r>
+      <w:r>
+        <w:t xml:space="preserve">,</w:t>
+      </w:r>
+      <w:r>
+        <w:t xml:space="preserve"> </w:t>
+      </w:r>
+      <w:r>
+        <w:rPr>
+          <w:rStyle w:val="VerbatimChar"/>
+        </w:rPr>
+        <w:t xml:space="preserve">age_band</w:t>
+      </w:r>
+      <w:r>
+        <w:t xml:space="preserve">). If only the breakdown fails, the culprit</w:t>
+      </w:r>
+      <w:r>
+        <w:t xml:space="preserve"> </w:t>
+      </w:r>
+      <w:r>
+        <w:t xml:space="preserve">is one of those three columns, most likely the one configured via</w:t>
+      </w:r>
+      <w:r>
+        <w:t xml:space="preserve"> </w:t>
+      </w:r>
+      <w:r>
+        <w:rPr>
+          <w:rStyle w:val="VerbatimChar"/>
+        </w:rPr>
+        <w:t xml:space="preserve">SRSE_AGE_BAND_COLUMN</w:t>
+      </w:r>
+      <w:r>
+        <w:t xml:space="preserve">.</w:t>
       </w:r>
     </w:p>
     <w:p>
@@ -10163,55 +10167,460 @@
       </w:pPr>
       <w:r>
         <w:rPr>
-          <w:rStyle w:val="VerbatimChar"/>
           <w:b/>
           <w:bCs/>
         </w:rPr>
-        <w:t xml:space="preserve">field-catalog-seed.yml</w:t>
-      </w:r>
-      <w:r>
-        <w:t xml:space="preserve"> </w:t>
-      </w:r>
-      <w:r>
-        <w:t xml:space="preserve">— replace the</w:t>
-      </w:r>
-      <w:r>
-        <w:t xml:space="preserve"> </w:t>
-      </w:r>
-      <w:r>
-        <w:rPr>
-          <w:rStyle w:val="VerbatimChar"/>
-        </w:rPr>
-        <w:t xml:space="preserve">CHANGE_ME.*</w:t>
-      </w:r>
-      <w:r>
-        <w:t xml:space="preserve"> </w:t>
-      </w:r>
-      <w:r>
-        <w:t xml:space="preserve">entries. Note the seed</w:t>
-      </w:r>
-      <w:r>
-        <w:t xml:space="preserve"> </w:t>
-      </w:r>
-      <w:r>
-        <w:t xml:space="preserve">only inserts rows that do not exist yet, so this affects new deployments; an</w:t>
-      </w:r>
-      <w:r>
-        <w:t xml:space="preserve"> </w:t>
-      </w:r>
-      <w:r>
-        <w:t xml:space="preserve">environment that has already booted must be corrected through the Admin page.</w:t>
-      </w:r>
-    </w:p>
-    <w:p>
-      <w:pPr>
-        <w:pStyle w:val="FirstParagraph"/>
+        <w:t xml:space="preserve">Is it the table rather than the columns?</w:t>
+      </w:r>
+      <w:r>
+        <w:t xml:space="preserve"> </w:t>
+      </w:r>
+      <w:r>
+        <w:t xml:space="preserve">Run</w:t>
+      </w:r>
+      <w:r>
+        <w:t xml:space="preserve"> </w:t>
+      </w:r>
+      <w:r>
+        <w:rPr>
+          <w:rStyle w:val="VerbatimChar"/>
+        </w:rPr>
+        <w:t xml:space="preserve">SELECT * FROM &lt;catalog&gt;.&lt;schema&gt;.&lt;table&gt; LIMIT 1</w:t>
+      </w:r>
+      <w:r>
+        <w:t xml:space="preserve"> </w:t>
+      </w:r>
+      <w:r>
+        <w:t xml:space="preserve">in a Presto client. If</w:t>
+      </w:r>
+      <w:r>
+        <w:t xml:space="preserve"> </w:t>
+      </w:r>
+      <w:r>
+        <w:t xml:space="preserve">that fails too, some column in the table has an unmappable type and</w:t>
+      </w:r>
+      <w:r>
+        <w:t xml:space="preserve"> </w:t>
+      </w:r>
+      <w:r>
+        <w:rPr>
+          <w:i/>
+          <w:iCs/>
+        </w:rPr>
+        <w:t xml:space="preserve">every</w:t>
+      </w:r>
+      <w:r>
+        <w:t xml:space="preserve"> </w:t>
+      </w:r>
+      <w:r>
+        <w:t xml:space="preserve">query against it will fail regardless of what SRSE selects.</w:t>
+      </w:r>
+    </w:p>
+    <w:p>
+      <w:pPr>
+        <w:pStyle w:val="Compact"/>
+        <w:numPr>
+          <w:ilvl w:val="0"/>
+          <w:numId w:val="1013"/>
+        </w:numPr>
       </w:pPr>
       <w:r>
         <w:rPr>
           <w:b/>
           <w:bCs/>
         </w:rPr>
+        <w:t xml:space="preserve">Which column?</w:t>
+      </w:r>
+      <w:r>
+        <w:t xml:space="preserve"> </w:t>
+      </w:r>
+      <w:r>
+        <w:rPr>
+          <w:rStyle w:val="VerbatimChar"/>
+        </w:rPr>
+        <w:t xml:space="preserve">DESCRIBE &lt;catalog&gt;.&lt;schema&gt;.&lt;table&gt;</w:t>
+      </w:r>
+      <w:r>
+        <w:t xml:space="preserve"> </w:t>
+      </w:r>
+      <w:r>
+        <w:t xml:space="preserve">and look for a type</w:t>
+      </w:r>
+      <w:r>
+        <w:t xml:space="preserve"> </w:t>
+      </w:r>
+      <w:r>
+        <w:t xml:space="preserve">that is not a plain scalar — a Hive</w:t>
+      </w:r>
+      <w:r>
+        <w:t xml:space="preserve"> </w:t>
+      </w:r>
+      <w:r>
+        <w:rPr>
+          <w:rStyle w:val="VerbatimChar"/>
+        </w:rPr>
+        <w:t xml:space="preserve">UNIONTYPE</w:t>
+      </w:r>
+      <w:r>
+        <w:t xml:space="preserve">, a custom SerDe type, or a</w:t>
+      </w:r>
+      <w:r>
+        <w:t xml:space="preserve"> </w:t>
+      </w:r>
+      <w:r>
+        <w:t xml:space="preserve">DB2</w:t>
+      </w:r>
+      <w:r>
+        <w:t xml:space="preserve"> </w:t>
+      </w:r>
+      <w:r>
+        <w:rPr>
+          <w:b/>
+          <w:bCs/>
+        </w:rPr>
+        <w:t xml:space="preserve">distinct/structured type</w:t>
+      </w:r>
+      <w:r>
+        <w:t xml:space="preserve"> </w:t>
+      </w:r>
+      <w:r>
+        <w:t xml:space="preserve">surfaced through a federated connector.</w:t>
+      </w:r>
+      <w:r>
+        <w:t xml:space="preserve"> </w:t>
+      </w:r>
+      <w:r>
+        <w:t xml:space="preserve">Government DB2 schemas frequently define distinct types (e.g. a domain type</w:t>
+      </w:r>
+      <w:r>
+        <w:t xml:space="preserve"> </w:t>
+      </w:r>
+      <w:r>
+        <w:t xml:space="preserve">over</w:t>
+      </w:r>
+      <w:r>
+        <w:t xml:space="preserve"> </w:t>
+      </w:r>
+      <w:r>
+        <w:rPr>
+          <w:rStyle w:val="VerbatimChar"/>
+        </w:rPr>
+        <w:t xml:space="preserve">VARCHAR</w:t>
+      </w:r>
+      <w:r>
+        <w:t xml:space="preserve">), and those are a common cause of exactly this message.</w:t>
+      </w:r>
+    </w:p>
+    <w:p>
+      <w:pPr>
+        <w:pStyle w:val="FirstParagraph"/>
+      </w:pPr>
+      <w:r>
+        <w:rPr>
+          <w:b/>
+          <w:bCs/>
+        </w:rPr>
+        <w:t xml:space="preserve">Fixing it is a data-engineering step, not an SRSE change.</w:t>
+      </w:r>
+      <w:r>
+        <w:t xml:space="preserve"> </w:t>
+      </w:r>
+      <w:r>
+        <w:t xml:space="preserve">Expose the column</w:t>
+      </w:r>
+      <w:r>
+        <w:t xml:space="preserve"> </w:t>
+      </w:r>
+      <w:r>
+        <w:t xml:space="preserve">as a plain scalar in the Golden Layer — cast it in the view/materialisation that</w:t>
+      </w:r>
+      <w:r>
+        <w:t xml:space="preserve"> </w:t>
+      </w:r>
+      <w:r>
+        <w:t xml:space="preserve">builds the layer — in the same way Tier-3 fields are pre-materialised (see</w:t>
+      </w:r>
+      <w:r>
+        <w:t xml:space="preserve"> </w:t>
+      </w:r>
+      <w:r>
+        <w:rPr>
+          <w:rStyle w:val="VerbatimChar"/>
+        </w:rPr>
+        <w:t xml:space="preserve">CLAUDE.md</w:t>
+      </w:r>
+      <w:r>
+        <w:t xml:space="preserve">). Once the column is a scalar, map the field to it as normal.</w:t>
+      </w:r>
+    </w:p>
+    <w:p>
+      <w:pPr>
+        <w:pStyle w:val="BodyText"/>
+      </w:pPr>
+      <w:r>
+        <w:t xml:space="preserve">If instead the offending column is one SRSE never needs, remapping the affected</w:t>
+      </w:r>
+      <w:r>
+        <w:t xml:space="preserve"> </w:t>
+      </w:r>
+      <w:r>
+        <w:t xml:space="preserve">field to a different column is enough — unless step 2 showed the whole table is</w:t>
+      </w:r>
+      <w:r>
+        <w:t xml:space="preserve"> </w:t>
+      </w:r>
+      <w:r>
+        <w:t xml:space="preserve">unreadable, in which case the upstream cast is required.</w:t>
+      </w:r>
+    </w:p>
+    <w:bookmarkEnd w:id="66"/>
+    <w:bookmarkStart w:id="67" w:name="X710100d2b4af61efe31bb61f6b8e9596bae7a1b"/>
+    <w:p>
+      <w:pPr>
+        <w:pStyle w:val="Heading3"/>
+      </w:pPr>
+      <w:r>
+        <w:rPr>
+          <w:rStyle w:val="VerbatimChar"/>
+        </w:rPr>
+        <w:t xml:space="preserve">503</w:t>
+      </w:r>
+      <w:r>
+        <w:t xml:space="preserve"> </w:t>
+      </w:r>
+      <w:r>
+        <w:t xml:space="preserve">—</w:t>
+      </w:r>
+      <w:r>
+        <w:t xml:space="preserve"> </w:t>
+      </w:r>
+      <w:r>
+        <w:t xml:space="preserve">“Field</w:t>
+      </w:r>
+      <w:r>
+        <w:t xml:space="preserve"> </w:t>
+      </w:r>
+      <w:r>
+        <w:t xml:space="preserve">‘x’</w:t>
+      </w:r>
+      <w:r>
+        <w:t xml:space="preserve"> </w:t>
+      </w:r>
+      <w:r>
+        <w:t xml:space="preserve">has no physical mapping for this environment yet”</w:t>
+      </w:r>
+    </w:p>
+    <w:p>
+      <w:pPr>
+        <w:pStyle w:val="FirstParagraph"/>
+      </w:pPr>
+      <w:r>
+        <w:t xml:space="preserve">The Golden Layer column names have not been bound yet: the LIVE mapping is still</w:t>
+      </w:r>
+      <w:r>
+        <w:t xml:space="preserve"> </w:t>
+      </w:r>
+      <w:r>
+        <w:t xml:space="preserve">the shipped</w:t>
+      </w:r>
+      <w:r>
+        <w:t xml:space="preserve"> </w:t>
+      </w:r>
+      <w:r>
+        <w:rPr>
+          <w:rStyle w:val="VerbatimChar"/>
+        </w:rPr>
+        <w:t xml:space="preserve">CHANGE_ME</w:t>
+      </w:r>
+      <w:r>
+        <w:t xml:space="preserve"> </w:t>
+      </w:r>
+      <w:r>
+        <w:t xml:space="preserve">placeholder. Expected on a fresh client deployment —</w:t>
+      </w:r>
+      <w:r>
+        <w:t xml:space="preserve"> </w:t>
+      </w:r>
+      <w:r>
+        <w:t xml:space="preserve">nothing is broken, the environment is simply not finished being configured.</w:t>
+      </w:r>
+    </w:p>
+    <w:p>
+      <w:pPr>
+        <w:pStyle w:val="BodyText"/>
+      </w:pPr>
+      <w:r>
+        <w:t xml:space="preserve">Fix it in either place:</w:t>
+      </w:r>
+    </w:p>
+    <w:p>
+      <w:pPr>
+        <w:pStyle w:val="Compact"/>
+        <w:numPr>
+          <w:ilvl w:val="0"/>
+          <w:numId w:val="1014"/>
+        </w:numPr>
+      </w:pPr>
+      <w:r>
+        <w:rPr>
+          <w:b/>
+          <w:bCs/>
+        </w:rPr>
+        <w:t xml:space="preserve">Admin page</w:t>
+      </w:r>
+      <w:r>
+        <w:t xml:space="preserve"> </w:t>
+      </w:r>
+      <w:r>
+        <w:t xml:space="preserve">(no redeploy) —</w:t>
+      </w:r>
+      <w:r>
+        <w:t xml:space="preserve"> </w:t>
+      </w:r>
+      <w:r>
+        <w:rPr>
+          <w:rStyle w:val="VerbatimChar"/>
+        </w:rPr>
+        <w:t xml:space="preserve">/admin456</w:t>
+      </w:r>
+      <w:r>
+        <w:t xml:space="preserve"> </w:t>
+      </w:r>
+      <w:r>
+        <w:t xml:space="preserve">→</w:t>
+      </w:r>
+      <w:r>
+        <w:t xml:space="preserve"> </w:t>
+      </w:r>
+      <w:r>
+        <w:rPr>
+          <w:i/>
+          <w:iCs/>
+        </w:rPr>
+        <w:t xml:space="preserve">Field → catalog/schema/table/column</w:t>
+      </w:r>
+      <w:r>
+        <w:rPr>
+          <w:i/>
+          <w:iCs/>
+        </w:rPr>
+        <w:t xml:space="preserve"> </w:t>
+      </w:r>
+      <w:r>
+        <w:rPr>
+          <w:i/>
+          <w:iCs/>
+        </w:rPr>
+        <w:t xml:space="preserve">mappings</w:t>
+      </w:r>
+      <w:r>
+        <w:t xml:space="preserve"> </w:t>
+      </w:r>
+      <w:r>
+        <w:t xml:space="preserve">→ switch to</w:t>
+      </w:r>
+      <w:r>
+        <w:t xml:space="preserve"> </w:t>
+      </w:r>
+      <w:r>
+        <w:rPr>
+          <w:b/>
+          <w:bCs/>
+        </w:rPr>
+        <w:t xml:space="preserve">Live</w:t>
+      </w:r>
+      <w:r>
+        <w:t xml:space="preserve">. Every unbound field is flagged</w:t>
+      </w:r>
+      <w:r>
+        <w:t xml:space="preserve"> </w:t>
+      </w:r>
+      <w:r>
+        <w:rPr>
+          <w:b/>
+          <w:bCs/>
+        </w:rPr>
+        <w:t xml:space="preserve">⚠ not configured</w:t>
+      </w:r>
+      <w:r>
+        <w:t xml:space="preserve">, with a count at the top of the panel. Use</w:t>
+      </w:r>
+      <w:r>
+        <w:t xml:space="preserve"> </w:t>
+      </w:r>
+      <w:r>
+        <w:rPr>
+          <w:i/>
+          <w:iCs/>
+        </w:rPr>
+        <w:t xml:space="preserve">Pick from lakehouse…</w:t>
+      </w:r>
+      <w:r>
+        <w:t xml:space="preserve"> </w:t>
+      </w:r>
+      <w:r>
+        <w:t xml:space="preserve">to build each fully-qualified reference.</w:t>
+      </w:r>
+    </w:p>
+    <w:p>
+      <w:pPr>
+        <w:pStyle w:val="Compact"/>
+        <w:numPr>
+          <w:ilvl w:val="0"/>
+          <w:numId w:val="1014"/>
+        </w:numPr>
+      </w:pPr>
+      <w:r>
+        <w:rPr>
+          <w:rStyle w:val="VerbatimChar"/>
+          <w:b/>
+          <w:bCs/>
+        </w:rPr>
+        <w:t xml:space="preserve">field-catalog-seed.yml</w:t>
+      </w:r>
+      <w:r>
+        <w:t xml:space="preserve"> </w:t>
+      </w:r>
+      <w:r>
+        <w:t xml:space="preserve">— replace the</w:t>
+      </w:r>
+      <w:r>
+        <w:t xml:space="preserve"> </w:t>
+      </w:r>
+      <w:r>
+        <w:rPr>
+          <w:rStyle w:val="VerbatimChar"/>
+        </w:rPr>
+        <w:t xml:space="preserve">CHANGE_ME.*</w:t>
+      </w:r>
+      <w:r>
+        <w:t xml:space="preserve"> </w:t>
+      </w:r>
+      <w:r>
+        <w:t xml:space="preserve">entries. Note the seed</w:t>
+      </w:r>
+      <w:r>
+        <w:t xml:space="preserve"> </w:t>
+      </w:r>
+      <w:r>
+        <w:t xml:space="preserve">only inserts rows that do not exist yet, so this affects new deployments; an</w:t>
+      </w:r>
+      <w:r>
+        <w:t xml:space="preserve"> </w:t>
+      </w:r>
+      <w:r>
+        <w:t xml:space="preserve">environment that has already booted must be corrected through the Admin page.</w:t>
+      </w:r>
+    </w:p>
+    <w:p>
+      <w:pPr>
+        <w:pStyle w:val="FirstParagraph"/>
+      </w:pPr>
+      <w:r>
+        <w:rPr>
+          <w:b/>
+          <w:bCs/>
+        </w:rPr>
         <w:t xml:space="preserve">If you are on an older build</w:t>
       </w:r>
       <w:r>
@@ -10276,8 +10685,8 @@
         <w:t xml:space="preserve">refuses to hand a placeholder to the compiler, so this cannot happen.</w:t>
       </w:r>
     </w:p>
-    <w:bookmarkEnd w:id="66"/>
-    <w:bookmarkStart w:id="67" w:name="rajsewadwar-auth-rejects-requests"/>
+    <w:bookmarkEnd w:id="67"/>
+    <w:bookmarkStart w:id="68" w:name="rajsewadwar-auth-rejects-requests"/>
     <w:p>
       <w:pPr>
         <w:pStyle w:val="Heading3"/>
@@ -10328,9 +10737,9 @@
         </w:pict>
       </w:r>
     </w:p>
-    <w:bookmarkEnd w:id="67"/>
     <w:bookmarkEnd w:id="68"/>
-    <w:bookmarkStart w:id="73" w:name="configuration-reference"/>
+    <w:bookmarkEnd w:id="69"/>
+    <w:bookmarkStart w:id="74" w:name="configuration-reference"/>
     <w:p>
       <w:pPr>
         <w:pStyle w:val="Heading2"/>
@@ -10339,7 +10748,7 @@
         <w:t xml:space="preserve">11. Configuration reference</w:t>
       </w:r>
     </w:p>
-    <w:bookmarkStart w:id="69" w:name="file-map"/>
+    <w:bookmarkStart w:id="70" w:name="file-map"/>
     <w:p>
       <w:pPr>
         <w:pStyle w:val="Heading3"/>
@@ -10603,8 +11012,8 @@
         </w:tc>
       </w:tr>
     </w:tbl>
-    <w:bookmarkEnd w:id="69"/>
-    <w:bookmarkStart w:id="70" w:name="spring-profiles"/>
+    <w:bookmarkEnd w:id="70"/>
+    <w:bookmarkStart w:id="71" w:name="spring-profiles"/>
     <w:p>
       <w:pPr>
         <w:pStyle w:val="Heading3"/>
@@ -10768,8 +11177,8 @@
         <w:t xml:space="preserve">, not Spring profile.</w:t>
       </w:r>
     </w:p>
-    <w:bookmarkEnd w:id="70"/>
-    <w:bookmarkStart w:id="71" w:name="default-local-urls-summary"/>
+    <w:bookmarkEnd w:id="71"/>
+    <w:bookmarkStart w:id="72" w:name="default-local-urls-summary"/>
     <w:p>
       <w:pPr>
         <w:pStyle w:val="Heading3"/>
@@ -10843,8 +11252,8 @@
         <w:t xml:space="preserve">DB2:          localhost:50000  (db2inst1 / srse_local_pw)</w:t>
       </w:r>
     </w:p>
-    <w:bookmarkEnd w:id="71"/>
-    <w:bookmarkStart w:id="72" w:name="support-contacts-open-items"/>
+    <w:bookmarkEnd w:id="72"/>
+    <w:bookmarkStart w:id="73" w:name="support-contacts-open-items"/>
     <w:p>
       <w:pPr>
         <w:pStyle w:val="Heading3"/>
@@ -11011,9 +11420,9 @@
         <w:t xml:space="preserve">(SonarQube automation + zero open issues).</w:t>
       </w:r>
     </w:p>
-    <w:bookmarkEnd w:id="72"/>
     <w:bookmarkEnd w:id="73"/>
     <w:bookmarkEnd w:id="74"/>
+    <w:bookmarkEnd w:id="75"/>
     <w:sectPr>
       <w:footnotePr>
         <w:numRestart w:val="eachSect"/>
@@ -11514,6 +11923,36 @@
     <w:abstractNumId w:val="991"/>
   </w:num>
   <w:num w:numId="1013">
+    <w:abstractNumId w:val="99411"/>
+    <w:lvlOverride w:ilvl="0">
+      <w:startOverride w:val="1"/>
+    </w:lvlOverride>
+    <w:lvlOverride w:ilvl="1">
+      <w:startOverride w:val="1"/>
+    </w:lvlOverride>
+    <w:lvlOverride w:ilvl="2">
+      <w:startOverride w:val="1"/>
+    </w:lvlOverride>
+    <w:lvlOverride w:ilvl="3">
+      <w:startOverride w:val="1"/>
+    </w:lvlOverride>
+    <w:lvlOverride w:ilvl="4">
+      <w:startOverride w:val="1"/>
+    </w:lvlOverride>
+    <w:lvlOverride w:ilvl="5">
+      <w:startOverride w:val="1"/>
+    </w:lvlOverride>
+    <w:lvlOverride w:ilvl="6">
+      <w:startOverride w:val="1"/>
+    </w:lvlOverride>
+    <w:lvlOverride w:ilvl="7">
+      <w:startOverride w:val="1"/>
+    </w:lvlOverride>
+    <w:lvlOverride w:ilvl="8">
+      <w:startOverride w:val="1"/>
+    </w:lvlOverride>
+  </w:num>
+  <w:num w:numId="1014">
     <w:abstractNumId w:val="991"/>
   </w:num>
 </w:numbering>
